--- a/notes_08May2023.docx
+++ b/notes_08May2023.docx
@@ -149,6 +149,21 @@
     <w:p>
       <w:pPr>
         <w:pStyle w:val="ListParagraph"/>
+        <w:numPr>
+          <w:ilvl w:val="0"/>
+          <w:numId w:val="2"/>
+        </w:numPr>
+      </w:pPr>
+      <w:r>
+        <w:rPr>
+          <w:lang w:val="en-US"/>
+        </w:rPr>
+        <w:t>Exception</w:t>
+      </w:r>
+    </w:p>
+    <w:p>
+      <w:pPr>
+        <w:pStyle w:val="ListParagraph"/>
       </w:pPr>
     </w:p>
     <w:p>
@@ -493,6 +508,891 @@
         </w:rPr>
         <w:t xml:space="preserve"> in git</w:t>
       </w:r>
+    </w:p>
+    <w:p>
+      <w:pPr>
+        <w:pStyle w:val="ListParagraph"/>
+        <w:pBdr>
+          <w:bottom w:val="single" w:sz="6" w:space="1" w:color="auto"/>
+        </w:pBdr>
+        <w:rPr>
+          <w:lang w:val="en-US"/>
+        </w:rPr>
+      </w:pPr>
+    </w:p>
+    <w:p>
+      <w:pPr>
+        <w:pStyle w:val="ListParagraph"/>
+        <w:rPr>
+          <w:lang w:val="en-US"/>
+        </w:rPr>
+      </w:pPr>
+      <w:r>
+        <w:rPr>
+          <w:lang w:val="en-US"/>
+        </w:rPr>
+        <w:t>String &amp; Regex</w:t>
+      </w:r>
+    </w:p>
+    <w:p>
+      <w:pPr>
+        <w:pStyle w:val="ListParagraph"/>
+        <w:rPr>
+          <w:lang w:val="en-US"/>
+        </w:rPr>
+      </w:pPr>
+    </w:p>
+    <w:p>
+      <w:pPr>
+        <w:pStyle w:val="ListParagraph"/>
+        <w:rPr>
+          <w:lang w:val="en-US"/>
+        </w:rPr>
+      </w:pPr>
+      <w:r>
+        <w:rPr>
+          <w:lang w:val="en-US"/>
+        </w:rPr>
+        <w:t>String is immutable means we cannot modify the content of a String variable.</w:t>
+      </w:r>
+    </w:p>
+    <w:p>
+      <w:pPr>
+        <w:pStyle w:val="ListParagraph"/>
+        <w:rPr>
+          <w:lang w:val="en-US"/>
+        </w:rPr>
+      </w:pPr>
+    </w:p>
+    <w:p>
+      <w:pPr>
+        <w:pStyle w:val="ListParagraph"/>
+        <w:rPr>
+          <w:lang w:val="en-US"/>
+        </w:rPr>
+      </w:pPr>
+      <w:r>
+        <w:rPr>
+          <w:lang w:val="en-US"/>
+        </w:rPr>
+        <w:t>Regex can be useful in 2 situations:</w:t>
+      </w:r>
+    </w:p>
+    <w:p>
+      <w:pPr>
+        <w:pStyle w:val="ListParagraph"/>
+        <w:numPr>
+          <w:ilvl w:val="0"/>
+          <w:numId w:val="4"/>
+        </w:numPr>
+        <w:rPr>
+          <w:lang w:val="en-US"/>
+        </w:rPr>
+      </w:pPr>
+      <w:r>
+        <w:rPr>
+          <w:lang w:val="en-US"/>
+        </w:rPr>
+        <w:t>Matches</w:t>
+      </w:r>
+      <w:r>
+        <w:rPr>
+          <w:lang w:val="en-US"/>
+        </w:rPr>
+        <w:tab/>
+      </w:r>
+      <w:r>
+        <w:rPr>
+          <w:lang w:val="en-US"/>
+        </w:rPr>
+        <w:tab/>
+        <w:t>check if the string matches a pattern or not</w:t>
+      </w:r>
+    </w:p>
+    <w:p>
+      <w:pPr>
+        <w:pStyle w:val="ListParagraph"/>
+        <w:numPr>
+          <w:ilvl w:val="0"/>
+          <w:numId w:val="4"/>
+        </w:numPr>
+        <w:rPr>
+          <w:lang w:val="en-US"/>
+        </w:rPr>
+      </w:pPr>
+      <w:r>
+        <w:rPr>
+          <w:lang w:val="en-US"/>
+        </w:rPr>
+        <w:t xml:space="preserve">Matcher </w:t>
+      </w:r>
+      <w:r>
+        <w:rPr>
+          <w:lang w:val="en-US"/>
+        </w:rPr>
+        <w:tab/>
+      </w:r>
+      <w:r>
+        <w:rPr>
+          <w:lang w:val="en-US"/>
+        </w:rPr>
+        <w:tab/>
+        <w:t>extract group of word that matches a pattern</w:t>
+      </w:r>
+      <w:r>
+        <w:rPr>
+          <w:lang w:val="en-US"/>
+        </w:rPr>
+        <w:br/>
+      </w:r>
+    </w:p>
+    <w:p>
+      <w:pPr>
+        <w:rPr>
+          <w:lang w:val="en-US"/>
+        </w:rPr>
+      </w:pPr>
+      <w:r>
+        <w:rPr>
+          <w:lang w:val="en-US"/>
+        </w:rPr>
+        <w:t>Task:</w:t>
+      </w:r>
+    </w:p>
+    <w:p>
+      <w:pPr>
+        <w:rPr>
+          <w:lang w:val="en-US"/>
+        </w:rPr>
+      </w:pPr>
+      <w:r>
+        <w:rPr>
+          <w:lang w:val="en-US"/>
+        </w:rPr>
+        <w:lastRenderedPageBreak/>
+        <w:t xml:space="preserve">Solve java </w:t>
+      </w:r>
+      <w:proofErr w:type="spellStart"/>
+      <w:r>
+        <w:rPr>
+          <w:lang w:val="en-US"/>
+        </w:rPr>
+        <w:t>handson</w:t>
+      </w:r>
+      <w:proofErr w:type="spellEnd"/>
+      <w:r>
+        <w:rPr>
+          <w:lang w:val="en-US"/>
+        </w:rPr>
+        <w:t xml:space="preserve"> challenges now.</w:t>
+      </w:r>
+    </w:p>
+    <w:p>
+      <w:pPr>
+        <w:rPr>
+          <w:lang w:val="en-US"/>
+        </w:rPr>
+      </w:pPr>
+    </w:p>
+    <w:p>
+      <w:pPr>
+        <w:pStyle w:val="ListParagraph"/>
+        <w:numPr>
+          <w:ilvl w:val="0"/>
+          <w:numId w:val="5"/>
+        </w:numPr>
+      </w:pPr>
+      <w:r>
+        <w:rPr>
+          <w:lang w:val="en-US"/>
+        </w:rPr>
+        <w:t>Exception</w:t>
+      </w:r>
+    </w:p>
+    <w:p>
+      <w:pPr>
+        <w:ind w:left="360"/>
+      </w:pPr>
+      <w:r>
+        <w:t>Abnormal events that occur during the execution of the program.</w:t>
+      </w:r>
+    </w:p>
+    <w:p>
+      <w:pPr>
+        <w:ind w:left="360"/>
+      </w:pPr>
+      <w:r>
+        <w:t>Every exception is defined with an exception class that is derived form</w:t>
+      </w:r>
+    </w:p>
+    <w:p>
+      <w:pPr>
+        <w:ind w:left="360"/>
+      </w:pPr>
+      <w:r>
+        <w:tab/>
+        <w:t xml:space="preserve">Throwable or </w:t>
+      </w:r>
+      <w:r>
+        <w:tab/>
+        <w:t>(usually no)</w:t>
+      </w:r>
+    </w:p>
+    <w:p>
+      <w:pPr>
+        <w:ind w:left="360"/>
+      </w:pPr>
+      <w:r>
+        <w:tab/>
+        <w:t>Exception or</w:t>
+      </w:r>
+      <w:r>
+        <w:tab/>
+      </w:r>
+      <w:r>
+        <w:tab/>
+      </w:r>
+      <w:r>
+        <w:tab/>
+        <w:t>(checked exception)</w:t>
+      </w:r>
+    </w:p>
+    <w:p>
+      <w:pPr>
+        <w:ind w:left="360"/>
+      </w:pPr>
+      <w:r>
+        <w:tab/>
+      </w:r>
+      <w:proofErr w:type="spellStart"/>
+      <w:r>
+        <w:t>RuntimeException</w:t>
+      </w:r>
+      <w:proofErr w:type="spellEnd"/>
+      <w:r>
+        <w:tab/>
+      </w:r>
+      <w:r>
+        <w:tab/>
+        <w:t>(unchecked exception)</w:t>
+      </w:r>
+    </w:p>
+    <w:p>
+      <w:pPr>
+        <w:ind w:left="360"/>
+      </w:pPr>
+    </w:p>
+    <w:p>
+      <w:pPr>
+        <w:ind w:firstLine="360"/>
+        <w:rPr>
+          <w:lang w:val="en-US"/>
+        </w:rPr>
+      </w:pPr>
+      <w:r>
+        <w:rPr>
+          <w:lang w:val="en-US"/>
+        </w:rPr>
+        <w:t>Exception can be handled. Error should not be handled</w:t>
+      </w:r>
+    </w:p>
+    <w:p>
+      <w:pPr>
+        <w:ind w:firstLine="360"/>
+        <w:rPr>
+          <w:lang w:val="en-US"/>
+        </w:rPr>
+      </w:pPr>
+      <w:r>
+        <w:rPr>
+          <w:lang w:val="en-US"/>
+        </w:rPr>
+        <w:t>Error is derived from Throwable</w:t>
+      </w:r>
+    </w:p>
+    <w:p>
+      <w:pPr>
+        <w:ind w:firstLine="360"/>
+        <w:rPr>
+          <w:lang w:val="en-US"/>
+        </w:rPr>
+      </w:pPr>
+      <w:r>
+        <w:rPr>
+          <w:lang w:val="en-US"/>
+        </w:rPr>
+        <w:t>All Error sub classes are errors that are serious that the program must terminate</w:t>
+      </w:r>
+    </w:p>
+    <w:p>
+      <w:pPr>
+        <w:ind w:firstLine="360"/>
+        <w:rPr>
+          <w:lang w:val="en-US"/>
+        </w:rPr>
+      </w:pPr>
+    </w:p>
+    <w:p>
+      <w:pPr>
+        <w:ind w:firstLine="360"/>
+        <w:rPr>
+          <w:lang w:val="en-US"/>
+        </w:rPr>
+      </w:pPr>
+      <w:r>
+        <w:rPr>
+          <w:lang w:val="en-US"/>
+        </w:rPr>
+        <w:t>To throw an exception:</w:t>
+      </w:r>
+    </w:p>
+    <w:p>
+      <w:pPr>
+        <w:ind w:firstLine="360"/>
+        <w:rPr>
+          <w:lang w:val="en-US"/>
+        </w:rPr>
+      </w:pPr>
+      <w:r>
+        <w:rPr>
+          <w:lang w:val="en-US"/>
+        </w:rPr>
+        <w:tab/>
+        <w:t>Create an object of Exception or any of its sub class and throw that object</w:t>
+      </w:r>
+    </w:p>
+    <w:p>
+      <w:pPr>
+        <w:ind w:firstLine="360"/>
+        <w:rPr>
+          <w:lang w:val="en-US"/>
+        </w:rPr>
+      </w:pPr>
+      <w:r>
+        <w:rPr>
+          <w:lang w:val="en-US"/>
+        </w:rPr>
+        <w:tab/>
+        <w:t>Using throw keyword</w:t>
+      </w:r>
+    </w:p>
+    <w:p>
+      <w:pPr>
+        <w:ind w:firstLine="360"/>
+        <w:rPr>
+          <w:lang w:val="en-US"/>
+        </w:rPr>
+      </w:pPr>
+    </w:p>
+    <w:p>
+      <w:pPr>
+        <w:ind w:firstLine="360"/>
+        <w:rPr>
+          <w:lang w:val="en-US"/>
+        </w:rPr>
+      </w:pPr>
+      <w:r>
+        <w:rPr>
+          <w:lang w:val="en-US"/>
+        </w:rPr>
+        <w:t>Ex:</w:t>
+      </w:r>
+    </w:p>
+    <w:p>
+      <w:pPr>
+        <w:ind w:firstLine="360"/>
+        <w:rPr>
+          <w:lang w:val="en-US"/>
+        </w:rPr>
+      </w:pPr>
+      <w:r>
+        <w:rPr>
+          <w:lang w:val="en-US"/>
+        </w:rPr>
+        <w:tab/>
+      </w:r>
+      <w:r>
+        <w:rPr>
+          <w:lang w:val="en-US"/>
+        </w:rPr>
+        <w:tab/>
+        <w:t xml:space="preserve">throw new </w:t>
+      </w:r>
+      <w:proofErr w:type="gramStart"/>
+      <w:r>
+        <w:rPr>
+          <w:lang w:val="en-US"/>
+        </w:rPr>
+        <w:t>Exception(</w:t>
+      </w:r>
+      <w:proofErr w:type="gramEnd"/>
+      <w:r>
+        <w:rPr>
+          <w:lang w:val="en-US"/>
+        </w:rPr>
+        <w:t>);</w:t>
+      </w:r>
+    </w:p>
+    <w:p>
+      <w:pPr>
+        <w:ind w:firstLine="360"/>
+        <w:rPr>
+          <w:lang w:val="en-US"/>
+        </w:rPr>
+      </w:pPr>
+      <w:r>
+        <w:rPr>
+          <w:lang w:val="en-US"/>
+        </w:rPr>
+        <w:tab/>
+      </w:r>
+      <w:r>
+        <w:rPr>
+          <w:lang w:val="en-US"/>
+        </w:rPr>
+        <w:tab/>
+        <w:t xml:space="preserve">throw new </w:t>
+      </w:r>
+      <w:proofErr w:type="spellStart"/>
+      <w:proofErr w:type="gramStart"/>
+      <w:r>
+        <w:rPr>
+          <w:lang w:val="en-US"/>
+        </w:rPr>
+        <w:t>ArithmeticException</w:t>
+      </w:r>
+      <w:proofErr w:type="spellEnd"/>
+      <w:r>
+        <w:rPr>
+          <w:lang w:val="en-US"/>
+        </w:rPr>
+        <w:t>(</w:t>
+      </w:r>
+      <w:proofErr w:type="gramEnd"/>
+      <w:r>
+        <w:rPr>
+          <w:lang w:val="en-US"/>
+        </w:rPr>
+        <w:t>“your message here”);</w:t>
+      </w:r>
+    </w:p>
+    <w:p>
+      <w:pPr>
+        <w:ind w:firstLine="360"/>
+        <w:rPr>
+          <w:lang w:val="en-US"/>
+        </w:rPr>
+      </w:pPr>
+      <w:r>
+        <w:rPr>
+          <w:lang w:val="en-US"/>
+        </w:rPr>
+        <w:tab/>
+      </w:r>
+      <w:r>
+        <w:rPr>
+          <w:lang w:val="en-US"/>
+        </w:rPr>
+        <w:tab/>
+      </w:r>
+    </w:p>
+    <w:p>
+      <w:pPr>
+        <w:ind w:firstLine="360"/>
+        <w:rPr>
+          <w:lang w:val="en-US"/>
+        </w:rPr>
+      </w:pPr>
+      <w:r>
+        <w:rPr>
+          <w:lang w:val="en-US"/>
+        </w:rPr>
+        <w:tab/>
+        <w:t>if you throw a checked exception inside a method,</w:t>
+      </w:r>
+    </w:p>
+    <w:p>
+      <w:pPr>
+        <w:ind w:firstLine="360"/>
+        <w:rPr>
+          <w:lang w:val="en-US"/>
+        </w:rPr>
+      </w:pPr>
+      <w:r>
+        <w:rPr>
+          <w:lang w:val="en-US"/>
+        </w:rPr>
+        <w:t>then you have to declare that this method throws these exceptions using</w:t>
+      </w:r>
+    </w:p>
+    <w:p>
+      <w:pPr>
+        <w:ind w:firstLine="360"/>
+        <w:rPr>
+          <w:lang w:val="en-US"/>
+        </w:rPr>
+      </w:pPr>
+      <w:r>
+        <w:rPr>
+          <w:lang w:val="en-US"/>
+        </w:rPr>
+        <w:tab/>
+        <w:t>“throws” clause. Or handle them using try-catch</w:t>
+      </w:r>
+    </w:p>
+    <w:p>
+      <w:pPr>
+        <w:ind w:firstLine="360"/>
+        <w:rPr>
+          <w:lang w:val="en-US"/>
+        </w:rPr>
+      </w:pPr>
+    </w:p>
+    <w:p>
+      <w:pPr>
+        <w:ind w:firstLine="360"/>
+        <w:rPr>
+          <w:lang w:val="en-US"/>
+        </w:rPr>
+      </w:pPr>
+      <w:r>
+        <w:rPr>
+          <w:lang w:val="en-US"/>
+        </w:rPr>
+        <w:t>public void method1</w:t>
+      </w:r>
+      <w:proofErr w:type="gramStart"/>
+      <w:r>
+        <w:rPr>
+          <w:lang w:val="en-US"/>
+        </w:rPr>
+        <w:t>()throws</w:t>
+      </w:r>
+      <w:proofErr w:type="gramEnd"/>
+      <w:r>
+        <w:rPr>
+          <w:lang w:val="en-US"/>
+        </w:rPr>
+        <w:t xml:space="preserve"> </w:t>
+      </w:r>
+      <w:proofErr w:type="spellStart"/>
+      <w:r>
+        <w:rPr>
+          <w:lang w:val="en-US"/>
+        </w:rPr>
+        <w:t>IOException</w:t>
+      </w:r>
+      <w:proofErr w:type="spellEnd"/>
+      <w:r>
+        <w:rPr>
+          <w:lang w:val="en-US"/>
+        </w:rPr>
+        <w:t xml:space="preserve">, </w:t>
+      </w:r>
+      <w:proofErr w:type="spellStart"/>
+      <w:r>
+        <w:rPr>
+          <w:lang w:val="en-US"/>
+        </w:rPr>
+        <w:t>ParseExcepection</w:t>
+      </w:r>
+      <w:proofErr w:type="spellEnd"/>
+      <w:r>
+        <w:rPr>
+          <w:lang w:val="en-US"/>
+        </w:rPr>
+        <w:t xml:space="preserve">, </w:t>
+      </w:r>
+      <w:proofErr w:type="spellStart"/>
+      <w:r>
+        <w:rPr>
+          <w:lang w:val="en-US"/>
+        </w:rPr>
+        <w:t>SQLException</w:t>
+      </w:r>
+      <w:proofErr w:type="spellEnd"/>
+    </w:p>
+    <w:p>
+      <w:pPr>
+        <w:ind w:firstLine="360"/>
+        <w:rPr>
+          <w:lang w:val="en-US"/>
+        </w:rPr>
+      </w:pPr>
+    </w:p>
+    <w:p>
+      <w:pPr>
+        <w:ind w:firstLine="360"/>
+        <w:rPr>
+          <w:lang w:val="en-US"/>
+        </w:rPr>
+      </w:pPr>
+      <w:proofErr w:type="spellStart"/>
+      <w:r>
+        <w:rPr>
+          <w:lang w:val="en-US"/>
+        </w:rPr>
+        <w:t>instanceof</w:t>
+      </w:r>
+      <w:proofErr w:type="spellEnd"/>
+    </w:p>
+    <w:p>
+      <w:pPr>
+        <w:ind w:firstLine="360"/>
+        <w:rPr>
+          <w:lang w:val="en-US"/>
+        </w:rPr>
+      </w:pPr>
+      <w:r>
+        <w:rPr>
+          <w:lang w:val="en-US"/>
+        </w:rPr>
+        <w:t>new</w:t>
+      </w:r>
+    </w:p>
+    <w:p>
+      <w:pPr>
+        <w:ind w:firstLine="360"/>
+        <w:rPr>
+          <w:lang w:val="en-US"/>
+        </w:rPr>
+      </w:pPr>
+    </w:p>
+    <w:p>
+      <w:pPr>
+        <w:ind w:firstLine="360"/>
+        <w:rPr>
+          <w:lang w:val="en-US"/>
+        </w:rPr>
+      </w:pPr>
+    </w:p>
+    <w:p>
+      <w:pPr>
+        <w:ind w:firstLine="360"/>
+        <w:rPr>
+          <w:lang w:val="en-US"/>
+        </w:rPr>
+      </w:pPr>
+      <w:r>
+        <w:rPr>
+          <w:lang w:val="en-US"/>
+        </w:rPr>
+        <w:lastRenderedPageBreak/>
+        <w:t>checked exceptions</w:t>
+      </w:r>
+    </w:p>
+    <w:p>
+      <w:pPr>
+        <w:ind w:firstLine="360"/>
+        <w:rPr>
+          <w:lang w:val="en-US"/>
+        </w:rPr>
+      </w:pPr>
+      <w:r>
+        <w:rPr>
+          <w:lang w:val="en-US"/>
+        </w:rPr>
+        <w:tab/>
+      </w:r>
+      <w:proofErr w:type="spellStart"/>
+      <w:r>
+        <w:rPr>
+          <w:lang w:val="en-US"/>
+        </w:rPr>
+        <w:t>InterruptedException</w:t>
+      </w:r>
+      <w:proofErr w:type="spellEnd"/>
+    </w:p>
+    <w:p>
+      <w:pPr>
+        <w:ind w:firstLine="360"/>
+        <w:rPr>
+          <w:lang w:val="en-US"/>
+        </w:rPr>
+      </w:pPr>
+      <w:r>
+        <w:rPr>
+          <w:lang w:val="en-US"/>
+        </w:rPr>
+        <w:tab/>
+      </w:r>
+      <w:proofErr w:type="spellStart"/>
+      <w:r>
+        <w:rPr>
+          <w:lang w:val="en-US"/>
+        </w:rPr>
+        <w:t>IOException</w:t>
+      </w:r>
+      <w:proofErr w:type="spellEnd"/>
+    </w:p>
+    <w:p>
+      <w:pPr>
+        <w:ind w:firstLine="360"/>
+        <w:rPr>
+          <w:lang w:val="en-US"/>
+        </w:rPr>
+      </w:pPr>
+      <w:r>
+        <w:rPr>
+          <w:lang w:val="en-US"/>
+        </w:rPr>
+        <w:tab/>
+      </w:r>
+      <w:proofErr w:type="spellStart"/>
+      <w:r>
+        <w:rPr>
+          <w:lang w:val="en-US"/>
+        </w:rPr>
+        <w:t>ParseException</w:t>
+      </w:r>
+      <w:proofErr w:type="spellEnd"/>
+    </w:p>
+    <w:p>
+      <w:pPr>
+        <w:pStyle w:val="ListParagraph"/>
+        <w:numPr>
+          <w:ilvl w:val="0"/>
+          <w:numId w:val="6"/>
+        </w:numPr>
+        <w:rPr>
+          <w:lang w:val="en-US"/>
+        </w:rPr>
+      </w:pPr>
+      <w:hyperlink r:id="rId5" w:history="1">
+        <w:r>
+          <w:rPr>
+            <w:rStyle w:val="Hyperlink"/>
+            <w:lang w:val="en-US"/>
+          </w:rPr>
+          <w:t>https://leetcode.com/</w:t>
+        </w:r>
+      </w:hyperlink>
+    </w:p>
+    <w:p>
+      <w:pPr>
+        <w:pStyle w:val="ListParagraph"/>
+        <w:numPr>
+          <w:ilvl w:val="0"/>
+          <w:numId w:val="6"/>
+        </w:numPr>
+        <w:rPr>
+          <w:lang w:val="en-US"/>
+        </w:rPr>
+      </w:pPr>
+      <w:hyperlink r:id="rId6" w:history="1">
+        <w:r>
+          <w:rPr>
+            <w:rStyle w:val="Hyperlink"/>
+            <w:lang w:val="en-US"/>
+          </w:rPr>
+          <w:t>https://practice.geeksforgeeks.org/explore?page=1&amp;sortBy=submissions&amp;utm_source=geeksforgeeks&amp;utm_medium=main_header&amp;utm_campaign=practice_header</w:t>
+        </w:r>
+      </w:hyperlink>
+    </w:p>
+    <w:p>
+      <w:pPr>
+        <w:pStyle w:val="ListParagraph"/>
+        <w:numPr>
+          <w:ilvl w:val="0"/>
+          <w:numId w:val="6"/>
+        </w:numPr>
+        <w:rPr>
+          <w:lang w:val="en-US"/>
+        </w:rPr>
+      </w:pPr>
+      <w:hyperlink r:id="rId7" w:history="1">
+        <w:r>
+          <w:rPr>
+            <w:rStyle w:val="Hyperlink"/>
+            <w:lang w:val="en-US"/>
+          </w:rPr>
+          <w:t>https://www.hackerrank.com/</w:t>
+        </w:r>
+      </w:hyperlink>
+    </w:p>
+    <w:p>
+      <w:pPr>
+        <w:pStyle w:val="ListParagraph"/>
+        <w:numPr>
+          <w:ilvl w:val="0"/>
+          <w:numId w:val="6"/>
+        </w:numPr>
+        <w:rPr>
+          <w:lang w:val="en-US"/>
+        </w:rPr>
+      </w:pPr>
+      <w:hyperlink r:id="rId8" w:history="1">
+        <w:r>
+          <w:rPr>
+            <w:rStyle w:val="Hyperlink"/>
+            <w:lang w:val="en-US"/>
+          </w:rPr>
+          <w:t>https://www.codechef.com/</w:t>
+        </w:r>
+      </w:hyperlink>
+    </w:p>
+    <w:p>
+      <w:pPr>
+        <w:pStyle w:val="ListParagraph"/>
+        <w:numPr>
+          <w:ilvl w:val="0"/>
+          <w:numId w:val="6"/>
+        </w:numPr>
+        <w:rPr>
+          <w:lang w:val="en-US"/>
+        </w:rPr>
+      </w:pPr>
+      <w:hyperlink r:id="rId9" w:history="1">
+        <w:r>
+          <w:rPr>
+            <w:rStyle w:val="Hyperlink"/>
+            <w:lang w:val="en-US"/>
+          </w:rPr>
+          <w:t>https://www.codewars.com/collections/java-basics</w:t>
+        </w:r>
+      </w:hyperlink>
+    </w:p>
+    <w:p>
+      <w:pPr>
+        <w:pStyle w:val="ListParagraph"/>
+        <w:numPr>
+          <w:ilvl w:val="0"/>
+          <w:numId w:val="6"/>
+        </w:numPr>
+        <w:rPr>
+          <w:lang w:val="en-US"/>
+        </w:rPr>
+      </w:pPr>
+      <w:hyperlink r:id="rId10" w:history="1">
+        <w:r>
+          <w:rPr>
+            <w:rStyle w:val="Hyperlink"/>
+            <w:lang w:val="en-US"/>
+          </w:rPr>
+          <w:t>https://www.topcoder.com/</w:t>
+        </w:r>
+      </w:hyperlink>
+    </w:p>
+    <w:p>
+      <w:pPr>
+        <w:pStyle w:val="ListParagraph"/>
+        <w:numPr>
+          <w:ilvl w:val="0"/>
+          <w:numId w:val="6"/>
+        </w:numPr>
+        <w:rPr>
+          <w:lang w:val="en-US"/>
+        </w:rPr>
+      </w:pPr>
+      <w:hyperlink r:id="rId11" w:history="1">
+        <w:r>
+          <w:rPr>
+            <w:rStyle w:val="Hyperlink"/>
+            <w:lang w:val="en-US"/>
+          </w:rPr>
+          <w:t>https://www.interviewbit.com/java-interview-questions/</w:t>
+        </w:r>
+      </w:hyperlink>
     </w:p>
     <w:p>
       <w:pPr>
@@ -515,6 +1415,95 @@
 <file path=word/numbering.xml><?xml version="1.0" encoding="utf-8"?>
 <w:numbering xmlns:wpc="http://schemas.microsoft.com/office/word/2010/wordprocessingCanvas" xmlns:cx="http://schemas.microsoft.com/office/drawing/2014/chartex" xmlns:cx1="http://schemas.microsoft.com/office/drawing/2015/9/8/chartex" xmlns:cx2="http://schemas.microsoft.com/office/drawing/2015/10/21/chartex" xmlns:cx3="http://schemas.microsoft.com/office/drawing/2016/5/9/chartex" xmlns:cx4="http://schemas.microsoft.com/office/drawing/2016/5/10/chartex" xmlns:cx5="http://schemas.microsoft.com/office/drawing/2016/5/11/chartex" xmlns:cx6="http://schemas.microsoft.com/office/drawing/2016/5/12/chartex" xmlns:cx7="http://schemas.microsoft.com/office/drawing/2016/5/13/chartex" xmlns:cx8="http://schemas.microsoft.com/office/drawing/2016/5/14/chartex" xmlns:mc="http://schemas.openxmlformats.org/markup-compatibility/2006" xmlns:aink="http://schemas.microsoft.com/office/drawing/2016/ink" xmlns:am3d="http://schemas.microsoft.com/office/drawing/2017/model3d" xmlns:o="urn:schemas-microsoft-com:office:office" xmlns:r="http://schemas.openxmlformats.org/officeDocument/2006/relationships" xmlns:m="http://schemas.openxmlformats.org/officeDocument/2006/math" xmlns:v="urn:schemas-microsoft-com:vml" xmlns:wp14="http://schemas.microsoft.com/office/word/2010/wordprocessingDrawing" xmlns:wp="http://schemas.openxmlformats.org/drawingml/2006/wordprocessingDrawing" xmlns:w10="urn:schemas-microsoft-com:office:word" xmlns:w="http://schemas.openxmlformats.org/wordprocessingml/2006/main" xmlns:w14="http://schemas.microsoft.com/office/word/2010/wordml" xmlns:w15="http://schemas.microsoft.com/office/word/2012/wordml" xmlns:w16cex="http://schemas.microsoft.com/office/word/2018/wordml/cex" xmlns:w16cid="http://schemas.microsoft.com/office/word/2016/wordml/cid" xmlns:w16="http://schemas.microsoft.com/office/word/2018/wordml" xmlns:w16se="http://schemas.microsoft.com/office/word/2015/wordml/symex" xmlns:wpg="http://schemas.microsoft.com/office/word/2010/wordprocessingGroup" xmlns:wpi="http://schemas.microsoft.com/office/word/2010/wordprocessingInk" xmlns:wne="http://schemas.microsoft.com/office/word/2006/wordml" xmlns:wps="http://schemas.microsoft.com/office/word/2010/wordprocessingShape" mc:Ignorable="w14 w15 w16se w16cid w16 w16cex wp14">
   <w:abstractNum w:abstractNumId="0" w15:restartNumberingAfterBreak="0">
+    <w:nsid w:val="15B90EFD"/>
+    <w:multiLevelType w:val="hybridMultilevel"/>
+    <w:tmpl w:val="B27CC532"/>
+    <w:lvl w:ilvl="0" w:tplc="0E9A8D86">
+      <w:start w:val="1"/>
+      <w:numFmt w:val="decimal"/>
+      <w:lvlText w:val="%1)"/>
+      <w:lvlJc w:val="left"/>
+      <w:pPr>
+        <w:ind w:left="1080" w:hanging="360"/>
+      </w:pPr>
+      <w:rPr>
+        <w:rFonts w:hint="default"/>
+      </w:rPr>
+    </w:lvl>
+    <w:lvl w:ilvl="1" w:tplc="40090019" w:tentative="1">
+      <w:start w:val="1"/>
+      <w:numFmt w:val="lowerLetter"/>
+      <w:lvlText w:val="%2."/>
+      <w:lvlJc w:val="left"/>
+      <w:pPr>
+        <w:ind w:left="1800" w:hanging="360"/>
+      </w:pPr>
+    </w:lvl>
+    <w:lvl w:ilvl="2" w:tplc="4009001B" w:tentative="1">
+      <w:start w:val="1"/>
+      <w:numFmt w:val="lowerRoman"/>
+      <w:lvlText w:val="%3."/>
+      <w:lvlJc w:val="right"/>
+      <w:pPr>
+        <w:ind w:left="2520" w:hanging="180"/>
+      </w:pPr>
+    </w:lvl>
+    <w:lvl w:ilvl="3" w:tplc="4009000F" w:tentative="1">
+      <w:start w:val="1"/>
+      <w:numFmt w:val="decimal"/>
+      <w:lvlText w:val="%4."/>
+      <w:lvlJc w:val="left"/>
+      <w:pPr>
+        <w:ind w:left="3240" w:hanging="360"/>
+      </w:pPr>
+    </w:lvl>
+    <w:lvl w:ilvl="4" w:tplc="40090019" w:tentative="1">
+      <w:start w:val="1"/>
+      <w:numFmt w:val="lowerLetter"/>
+      <w:lvlText w:val="%5."/>
+      <w:lvlJc w:val="left"/>
+      <w:pPr>
+        <w:ind w:left="3960" w:hanging="360"/>
+      </w:pPr>
+    </w:lvl>
+    <w:lvl w:ilvl="5" w:tplc="4009001B" w:tentative="1">
+      <w:start w:val="1"/>
+      <w:numFmt w:val="lowerRoman"/>
+      <w:lvlText w:val="%6."/>
+      <w:lvlJc w:val="right"/>
+      <w:pPr>
+        <w:ind w:left="4680" w:hanging="180"/>
+      </w:pPr>
+    </w:lvl>
+    <w:lvl w:ilvl="6" w:tplc="4009000F" w:tentative="1">
+      <w:start w:val="1"/>
+      <w:numFmt w:val="decimal"/>
+      <w:lvlText w:val="%7."/>
+      <w:lvlJc w:val="left"/>
+      <w:pPr>
+        <w:ind w:left="5400" w:hanging="360"/>
+      </w:pPr>
+    </w:lvl>
+    <w:lvl w:ilvl="7" w:tplc="40090019" w:tentative="1">
+      <w:start w:val="1"/>
+      <w:numFmt w:val="lowerLetter"/>
+      <w:lvlText w:val="%8."/>
+      <w:lvlJc w:val="left"/>
+      <w:pPr>
+        <w:ind w:left="6120" w:hanging="360"/>
+      </w:pPr>
+    </w:lvl>
+    <w:lvl w:ilvl="8" w:tplc="4009001B" w:tentative="1">
+      <w:start w:val="1"/>
+      <w:numFmt w:val="lowerRoman"/>
+      <w:lvlText w:val="%9."/>
+      <w:lvlJc w:val="right"/>
+      <w:pPr>
+        <w:ind w:left="6840" w:hanging="180"/>
+      </w:pPr>
+    </w:lvl>
+  </w:abstractNum>
+  <w:abstractNum w:abstractNumId="1" w15:restartNumberingAfterBreak="0">
     <w:nsid w:val="1E0142ED"/>
     <w:multiLevelType w:val="hybridMultilevel"/>
     <w:tmpl w:val="EE861E3C"/>
@@ -603,7 +1592,96 @@
       </w:pPr>
     </w:lvl>
   </w:abstractNum>
-  <w:abstractNum w:abstractNumId="1" w15:restartNumberingAfterBreak="0">
+  <w:abstractNum w:abstractNumId="2" w15:restartNumberingAfterBreak="0">
+    <w:nsid w:val="2D1F2C33"/>
+    <w:multiLevelType w:val="hybridMultilevel"/>
+    <w:tmpl w:val="EE861E3C"/>
+    <w:lvl w:ilvl="0" w:tplc="40090011">
+      <w:start w:val="1"/>
+      <w:numFmt w:val="decimal"/>
+      <w:lvlText w:val="%1)"/>
+      <w:lvlJc w:val="left"/>
+      <w:pPr>
+        <w:ind w:left="720" w:hanging="360"/>
+      </w:pPr>
+      <w:rPr>
+        <w:rFonts w:hint="default"/>
+      </w:rPr>
+    </w:lvl>
+    <w:lvl w:ilvl="1" w:tplc="40090019" w:tentative="1">
+      <w:start w:val="1"/>
+      <w:numFmt w:val="lowerLetter"/>
+      <w:lvlText w:val="%2."/>
+      <w:lvlJc w:val="left"/>
+      <w:pPr>
+        <w:ind w:left="1440" w:hanging="360"/>
+      </w:pPr>
+    </w:lvl>
+    <w:lvl w:ilvl="2" w:tplc="4009001B" w:tentative="1">
+      <w:start w:val="1"/>
+      <w:numFmt w:val="lowerRoman"/>
+      <w:lvlText w:val="%3."/>
+      <w:lvlJc w:val="right"/>
+      <w:pPr>
+        <w:ind w:left="2160" w:hanging="180"/>
+      </w:pPr>
+    </w:lvl>
+    <w:lvl w:ilvl="3" w:tplc="4009000F" w:tentative="1">
+      <w:start w:val="1"/>
+      <w:numFmt w:val="decimal"/>
+      <w:lvlText w:val="%4."/>
+      <w:lvlJc w:val="left"/>
+      <w:pPr>
+        <w:ind w:left="2880" w:hanging="360"/>
+      </w:pPr>
+    </w:lvl>
+    <w:lvl w:ilvl="4" w:tplc="40090019" w:tentative="1">
+      <w:start w:val="1"/>
+      <w:numFmt w:val="lowerLetter"/>
+      <w:lvlText w:val="%5."/>
+      <w:lvlJc w:val="left"/>
+      <w:pPr>
+        <w:ind w:left="3600" w:hanging="360"/>
+      </w:pPr>
+    </w:lvl>
+    <w:lvl w:ilvl="5" w:tplc="4009001B" w:tentative="1">
+      <w:start w:val="1"/>
+      <w:numFmt w:val="lowerRoman"/>
+      <w:lvlText w:val="%6."/>
+      <w:lvlJc w:val="right"/>
+      <w:pPr>
+        <w:ind w:left="4320" w:hanging="180"/>
+      </w:pPr>
+    </w:lvl>
+    <w:lvl w:ilvl="6" w:tplc="4009000F" w:tentative="1">
+      <w:start w:val="1"/>
+      <w:numFmt w:val="decimal"/>
+      <w:lvlText w:val="%7."/>
+      <w:lvlJc w:val="left"/>
+      <w:pPr>
+        <w:ind w:left="5040" w:hanging="360"/>
+      </w:pPr>
+    </w:lvl>
+    <w:lvl w:ilvl="7" w:tplc="40090019" w:tentative="1">
+      <w:start w:val="1"/>
+      <w:numFmt w:val="lowerLetter"/>
+      <w:lvlText w:val="%8."/>
+      <w:lvlJc w:val="left"/>
+      <w:pPr>
+        <w:ind w:left="5760" w:hanging="360"/>
+      </w:pPr>
+    </w:lvl>
+    <w:lvl w:ilvl="8" w:tplc="4009001B" w:tentative="1">
+      <w:start w:val="1"/>
+      <w:numFmt w:val="lowerRoman"/>
+      <w:lvlText w:val="%9."/>
+      <w:lvlJc w:val="right"/>
+      <w:pPr>
+        <w:ind w:left="6480" w:hanging="180"/>
+      </w:pPr>
+    </w:lvl>
+  </w:abstractNum>
+  <w:abstractNum w:abstractNumId="3" w15:restartNumberingAfterBreak="0">
     <w:nsid w:val="36382E0A"/>
     <w:multiLevelType w:val="multilevel"/>
     <w:tmpl w:val="DE2E4944"/>
@@ -752,7 +1830,96 @@
       </w:rPr>
     </w:lvl>
   </w:abstractNum>
-  <w:abstractNum w:abstractNumId="2" w15:restartNumberingAfterBreak="0">
+  <w:abstractNum w:abstractNumId="4" w15:restartNumberingAfterBreak="0">
+    <w:nsid w:val="3BE63801"/>
+    <w:multiLevelType w:val="hybridMultilevel"/>
+    <w:tmpl w:val="B9348C24"/>
+    <w:lvl w:ilvl="0" w:tplc="40090011">
+      <w:start w:val="1"/>
+      <w:numFmt w:val="decimal"/>
+      <w:lvlText w:val="%1)"/>
+      <w:lvlJc w:val="left"/>
+      <w:pPr>
+        <w:ind w:left="720" w:hanging="360"/>
+      </w:pPr>
+      <w:rPr>
+        <w:rFonts w:hint="default"/>
+      </w:rPr>
+    </w:lvl>
+    <w:lvl w:ilvl="1" w:tplc="40090019" w:tentative="1">
+      <w:start w:val="1"/>
+      <w:numFmt w:val="lowerLetter"/>
+      <w:lvlText w:val="%2."/>
+      <w:lvlJc w:val="left"/>
+      <w:pPr>
+        <w:ind w:left="1440" w:hanging="360"/>
+      </w:pPr>
+    </w:lvl>
+    <w:lvl w:ilvl="2" w:tplc="4009001B" w:tentative="1">
+      <w:start w:val="1"/>
+      <w:numFmt w:val="lowerRoman"/>
+      <w:lvlText w:val="%3."/>
+      <w:lvlJc w:val="right"/>
+      <w:pPr>
+        <w:ind w:left="2160" w:hanging="180"/>
+      </w:pPr>
+    </w:lvl>
+    <w:lvl w:ilvl="3" w:tplc="4009000F" w:tentative="1">
+      <w:start w:val="1"/>
+      <w:numFmt w:val="decimal"/>
+      <w:lvlText w:val="%4."/>
+      <w:lvlJc w:val="left"/>
+      <w:pPr>
+        <w:ind w:left="2880" w:hanging="360"/>
+      </w:pPr>
+    </w:lvl>
+    <w:lvl w:ilvl="4" w:tplc="40090019" w:tentative="1">
+      <w:start w:val="1"/>
+      <w:numFmt w:val="lowerLetter"/>
+      <w:lvlText w:val="%5."/>
+      <w:lvlJc w:val="left"/>
+      <w:pPr>
+        <w:ind w:left="3600" w:hanging="360"/>
+      </w:pPr>
+    </w:lvl>
+    <w:lvl w:ilvl="5" w:tplc="4009001B" w:tentative="1">
+      <w:start w:val="1"/>
+      <w:numFmt w:val="lowerRoman"/>
+      <w:lvlText w:val="%6."/>
+      <w:lvlJc w:val="right"/>
+      <w:pPr>
+        <w:ind w:left="4320" w:hanging="180"/>
+      </w:pPr>
+    </w:lvl>
+    <w:lvl w:ilvl="6" w:tplc="4009000F" w:tentative="1">
+      <w:start w:val="1"/>
+      <w:numFmt w:val="decimal"/>
+      <w:lvlText w:val="%7."/>
+      <w:lvlJc w:val="left"/>
+      <w:pPr>
+        <w:ind w:left="5040" w:hanging="360"/>
+      </w:pPr>
+    </w:lvl>
+    <w:lvl w:ilvl="7" w:tplc="40090019" w:tentative="1">
+      <w:start w:val="1"/>
+      <w:numFmt w:val="lowerLetter"/>
+      <w:lvlText w:val="%8."/>
+      <w:lvlJc w:val="left"/>
+      <w:pPr>
+        <w:ind w:left="5760" w:hanging="360"/>
+      </w:pPr>
+    </w:lvl>
+    <w:lvl w:ilvl="8" w:tplc="4009001B" w:tentative="1">
+      <w:start w:val="1"/>
+      <w:numFmt w:val="lowerRoman"/>
+      <w:lvlText w:val="%9."/>
+      <w:lvlJc w:val="right"/>
+      <w:pPr>
+        <w:ind w:left="6480" w:hanging="180"/>
+      </w:pPr>
+    </w:lvl>
+  </w:abstractNum>
+  <w:abstractNum w:abstractNumId="5" w15:restartNumberingAfterBreak="0">
     <w:nsid w:val="4E623DFA"/>
     <w:multiLevelType w:val="hybridMultilevel"/>
     <w:tmpl w:val="021AF668"/>
@@ -842,13 +2009,22 @@
     </w:lvl>
   </w:abstractNum>
   <w:num w:numId="1">
+    <w:abstractNumId w:val="3"/>
+  </w:num>
+  <w:num w:numId="2">
     <w:abstractNumId w:val="1"/>
   </w:num>
-  <w:num w:numId="2">
+  <w:num w:numId="3">
+    <w:abstractNumId w:val="5"/>
+  </w:num>
+  <w:num w:numId="4">
     <w:abstractNumId w:val="0"/>
   </w:num>
-  <w:num w:numId="3">
+  <w:num w:numId="5">
     <w:abstractNumId w:val="2"/>
+  </w:num>
+  <w:num w:numId="6">
+    <w:abstractNumId w:val="4"/>
   </w:num>
 </w:numbering>
 </file>

--- a/notes_08May2023.docx
+++ b/notes_08May2023.docx
@@ -1393,6 +1393,3170 @@
           <w:t>https://www.interviewbit.com/java-interview-questions/</w:t>
         </w:r>
       </w:hyperlink>
+    </w:p>
+    <w:p>
+      <w:pPr>
+        <w:pStyle w:val="ListParagraph"/>
+        <w:rPr>
+          <w:lang w:val="en-US"/>
+        </w:rPr>
+      </w:pPr>
+      <w:r>
+        <w:rPr>
+          <w:lang w:val="en-US"/>
+        </w:rPr>
+        <w:br/>
+      </w:r>
+    </w:p>
+    <w:p>
+      <w:pPr>
+        <w:pStyle w:val="ListParagraph"/>
+        <w:rPr>
+          <w:lang w:val="en-US"/>
+        </w:rPr>
+      </w:pPr>
+    </w:p>
+    <w:p>
+      <w:pPr>
+        <w:pStyle w:val="ListParagraph"/>
+        <w:rPr>
+          <w:lang w:val="en-US"/>
+        </w:rPr>
+      </w:pPr>
+      <w:r>
+        <w:rPr>
+          <w:lang w:val="en-US"/>
+        </w:rPr>
+        <w:t>Remove method in collections:</w:t>
+      </w:r>
+    </w:p>
+    <w:p>
+      <w:pPr>
+        <w:pStyle w:val="ListParagraph"/>
+        <w:rPr>
+          <w:lang w:val="en-US"/>
+        </w:rPr>
+      </w:pPr>
+    </w:p>
+    <w:p>
+      <w:pPr>
+        <w:shd w:val="clear" w:color="auto" w:fill="FFFFFF"/>
+        <w:spacing w:after="0" w:line="240" w:lineRule="auto"/>
+        <w:rPr>
+          <w:rFonts w:ascii="Computer Modern" w:eastAsia="Times New Roman" w:hAnsi="Computer Modern" w:cs="Times New Roman"/>
+          <w:color w:val="333333"/>
+          <w:sz w:val="25"/>
+          <w:szCs w:val="25"/>
+          <w:lang w:eastAsia="en-IN"/>
+        </w:rPr>
+      </w:pPr>
+      <w:r>
+        <w:rPr>
+          <w:rFonts w:ascii="Computer Modern" w:eastAsia="Times New Roman" w:hAnsi="Computer Modern" w:cs="Times New Roman"/>
+          <w:b/>
+          <w:bCs/>
+          <w:color w:val="333333"/>
+          <w:sz w:val="25"/>
+          <w:szCs w:val="25"/>
+          <w:lang w:eastAsia="en-IN"/>
+        </w:rPr>
+        <w:t>Question 6</w:t>
+      </w:r>
+    </w:p>
+    <w:p>
+      <w:pPr>
+        <w:shd w:val="clear" w:color="auto" w:fill="FFFFFF"/>
+        <w:spacing w:after="0" w:line="240" w:lineRule="auto"/>
+        <w:jc w:val="right"/>
+        <w:rPr>
+          <w:rFonts w:ascii="Computer Modern" w:eastAsia="Times New Roman" w:hAnsi="Computer Modern" w:cs="Times New Roman"/>
+          <w:color w:val="333333"/>
+          <w:sz w:val="25"/>
+          <w:szCs w:val="25"/>
+          <w:lang w:eastAsia="en-IN"/>
+        </w:rPr>
+      </w:pPr>
+      <w:r>
+        <w:rPr>
+          <w:rFonts w:ascii="Computer Modern" w:eastAsia="Times New Roman" w:hAnsi="Computer Modern" w:cs="Times New Roman"/>
+          <w:color w:val="333333"/>
+          <w:sz w:val="25"/>
+          <w:szCs w:val="25"/>
+          <w:lang w:eastAsia="en-IN"/>
+        </w:rPr>
+        <w:t>Marks: </w:t>
+      </w:r>
+      <w:r>
+        <w:rPr>
+          <w:rFonts w:ascii="Computer Modern" w:eastAsia="Times New Roman" w:hAnsi="Computer Modern" w:cs="Times New Roman"/>
+          <w:color w:val="4CA54D"/>
+          <w:sz w:val="25"/>
+          <w:szCs w:val="25"/>
+          <w:lang w:eastAsia="en-IN"/>
+        </w:rPr>
+        <w:t>1</w:t>
+      </w:r>
+    </w:p>
+    <w:p>
+      <w:pPr>
+        <w:shd w:val="clear" w:color="auto" w:fill="FFFFFF"/>
+        <w:spacing w:after="0" w:line="240" w:lineRule="auto"/>
+        <w:jc w:val="center"/>
+        <w:rPr>
+          <w:rFonts w:ascii="Computer Modern" w:eastAsia="Times New Roman" w:hAnsi="Computer Modern" w:cs="Times New Roman"/>
+          <w:color w:val="333333"/>
+          <w:sz w:val="25"/>
+          <w:szCs w:val="25"/>
+          <w:lang w:eastAsia="en-IN"/>
+        </w:rPr>
+      </w:pPr>
+      <w:proofErr w:type="spellStart"/>
+      <w:r>
+        <w:rPr>
+          <w:rFonts w:ascii="Times New Roman" w:eastAsia="Times New Roman" w:hAnsi="Times New Roman" w:cs="Times New Roman"/>
+          <w:b/>
+          <w:bCs/>
+          <w:color w:val="333333"/>
+          <w:sz w:val="26"/>
+          <w:szCs w:val="26"/>
+          <w:lang w:eastAsia="en-IN"/>
+        </w:rPr>
+        <w:t>ArrayList</w:t>
+      </w:r>
+      <w:proofErr w:type="spellEnd"/>
+      <w:r>
+        <w:rPr>
+          <w:rFonts w:ascii="Times New Roman" w:eastAsia="Times New Roman" w:hAnsi="Times New Roman" w:cs="Times New Roman"/>
+          <w:b/>
+          <w:bCs/>
+          <w:color w:val="333333"/>
+          <w:sz w:val="26"/>
+          <w:szCs w:val="26"/>
+          <w:lang w:eastAsia="en-IN"/>
+        </w:rPr>
+        <w:t xml:space="preserve"> to String Array</w:t>
+      </w:r>
+    </w:p>
+    <w:p>
+      <w:pPr>
+        <w:shd w:val="clear" w:color="auto" w:fill="FFFFFF"/>
+        <w:spacing w:after="150" w:line="240" w:lineRule="auto"/>
+        <w:rPr>
+          <w:rFonts w:ascii="Computer Modern" w:eastAsia="Times New Roman" w:hAnsi="Computer Modern" w:cs="Times New Roman"/>
+          <w:color w:val="333333"/>
+          <w:sz w:val="25"/>
+          <w:szCs w:val="25"/>
+          <w:lang w:eastAsia="en-IN"/>
+        </w:rPr>
+      </w:pPr>
+      <w:r>
+        <w:rPr>
+          <w:rFonts w:ascii="Times New Roman" w:eastAsia="Times New Roman" w:hAnsi="Times New Roman" w:cs="Times New Roman"/>
+          <w:color w:val="333333"/>
+          <w:sz w:val="26"/>
+          <w:szCs w:val="26"/>
+          <w:lang w:eastAsia="en-IN"/>
+        </w:rPr>
+        <w:br/>
+        <w:t>Write a program that performs the following actions:</w:t>
+      </w:r>
+      <w:r>
+        <w:rPr>
+          <w:rFonts w:ascii="Times New Roman" w:eastAsia="Times New Roman" w:hAnsi="Times New Roman" w:cs="Times New Roman"/>
+          <w:color w:val="333333"/>
+          <w:sz w:val="26"/>
+          <w:szCs w:val="26"/>
+          <w:lang w:eastAsia="en-IN"/>
+        </w:rPr>
+        <w:br/>
+      </w:r>
+      <w:r>
+        <w:rPr>
+          <w:rFonts w:ascii="Times New Roman" w:eastAsia="Times New Roman" w:hAnsi="Times New Roman" w:cs="Times New Roman"/>
+          <w:color w:val="333333"/>
+          <w:sz w:val="26"/>
+          <w:szCs w:val="26"/>
+          <w:lang w:eastAsia="en-IN"/>
+        </w:rPr>
+        <w:br/>
+        <w:t>1.Read m strings as input (fruit names).</w:t>
+      </w:r>
+      <w:r>
+        <w:rPr>
+          <w:rFonts w:ascii="Times New Roman" w:eastAsia="Times New Roman" w:hAnsi="Times New Roman" w:cs="Times New Roman"/>
+          <w:color w:val="333333"/>
+          <w:sz w:val="26"/>
+          <w:szCs w:val="26"/>
+          <w:lang w:eastAsia="en-IN"/>
+        </w:rPr>
+        <w:br/>
+        <w:t xml:space="preserve">2.Create an </w:t>
+      </w:r>
+      <w:proofErr w:type="spellStart"/>
+      <w:r>
+        <w:rPr>
+          <w:rFonts w:ascii="Times New Roman" w:eastAsia="Times New Roman" w:hAnsi="Times New Roman" w:cs="Times New Roman"/>
+          <w:color w:val="333333"/>
+          <w:sz w:val="26"/>
+          <w:szCs w:val="26"/>
+          <w:lang w:eastAsia="en-IN"/>
+        </w:rPr>
+        <w:t>arraylist</w:t>
+      </w:r>
+      <w:proofErr w:type="spellEnd"/>
+      <w:r>
+        <w:rPr>
+          <w:rFonts w:ascii="Times New Roman" w:eastAsia="Times New Roman" w:hAnsi="Times New Roman" w:cs="Times New Roman"/>
+          <w:color w:val="333333"/>
+          <w:sz w:val="26"/>
+          <w:szCs w:val="26"/>
+          <w:lang w:eastAsia="en-IN"/>
+        </w:rPr>
+        <w:t xml:space="preserve"> to store the above m strings in this </w:t>
+      </w:r>
+      <w:proofErr w:type="spellStart"/>
+      <w:r>
+        <w:rPr>
+          <w:rFonts w:ascii="Times New Roman" w:eastAsia="Times New Roman" w:hAnsi="Times New Roman" w:cs="Times New Roman"/>
+          <w:color w:val="333333"/>
+          <w:sz w:val="26"/>
+          <w:szCs w:val="26"/>
+          <w:lang w:eastAsia="en-IN"/>
+        </w:rPr>
+        <w:t>arraylist</w:t>
+      </w:r>
+      <w:proofErr w:type="spellEnd"/>
+      <w:r>
+        <w:rPr>
+          <w:rFonts w:ascii="Times New Roman" w:eastAsia="Times New Roman" w:hAnsi="Times New Roman" w:cs="Times New Roman"/>
+          <w:color w:val="333333"/>
+          <w:sz w:val="26"/>
+          <w:szCs w:val="26"/>
+          <w:lang w:eastAsia="en-IN"/>
+        </w:rPr>
+        <w:t>.</w:t>
+      </w:r>
+      <w:r>
+        <w:rPr>
+          <w:rFonts w:ascii="Times New Roman" w:eastAsia="Times New Roman" w:hAnsi="Times New Roman" w:cs="Times New Roman"/>
+          <w:color w:val="333333"/>
+          <w:sz w:val="26"/>
+          <w:szCs w:val="26"/>
+          <w:lang w:eastAsia="en-IN"/>
+        </w:rPr>
+        <w:br/>
+        <w:t>3.Read n strings as input (fruit names).</w:t>
+      </w:r>
+      <w:r>
+        <w:rPr>
+          <w:rFonts w:ascii="Times New Roman" w:eastAsia="Times New Roman" w:hAnsi="Times New Roman" w:cs="Times New Roman"/>
+          <w:color w:val="333333"/>
+          <w:sz w:val="26"/>
+          <w:szCs w:val="26"/>
+          <w:lang w:eastAsia="en-IN"/>
+        </w:rPr>
+        <w:br/>
+        <w:t xml:space="preserve">4.Create an </w:t>
+      </w:r>
+      <w:proofErr w:type="spellStart"/>
+      <w:r>
+        <w:rPr>
+          <w:rFonts w:ascii="Times New Roman" w:eastAsia="Times New Roman" w:hAnsi="Times New Roman" w:cs="Times New Roman"/>
+          <w:color w:val="333333"/>
+          <w:sz w:val="26"/>
+          <w:szCs w:val="26"/>
+          <w:lang w:eastAsia="en-IN"/>
+        </w:rPr>
+        <w:t>arraylist</w:t>
+      </w:r>
+      <w:proofErr w:type="spellEnd"/>
+      <w:r>
+        <w:rPr>
+          <w:rFonts w:ascii="Times New Roman" w:eastAsia="Times New Roman" w:hAnsi="Times New Roman" w:cs="Times New Roman"/>
+          <w:color w:val="333333"/>
+          <w:sz w:val="26"/>
+          <w:szCs w:val="26"/>
+          <w:lang w:eastAsia="en-IN"/>
+        </w:rPr>
+        <w:t xml:space="preserve"> to store the above n strings in this </w:t>
+      </w:r>
+      <w:proofErr w:type="spellStart"/>
+      <w:r>
+        <w:rPr>
+          <w:rFonts w:ascii="Times New Roman" w:eastAsia="Times New Roman" w:hAnsi="Times New Roman" w:cs="Times New Roman"/>
+          <w:color w:val="333333"/>
+          <w:sz w:val="26"/>
+          <w:szCs w:val="26"/>
+          <w:lang w:eastAsia="en-IN"/>
+        </w:rPr>
+        <w:t>arraylist</w:t>
+      </w:r>
+      <w:proofErr w:type="spellEnd"/>
+      <w:r>
+        <w:rPr>
+          <w:rFonts w:ascii="Times New Roman" w:eastAsia="Times New Roman" w:hAnsi="Times New Roman" w:cs="Times New Roman"/>
+          <w:color w:val="333333"/>
+          <w:sz w:val="26"/>
+          <w:szCs w:val="26"/>
+          <w:lang w:eastAsia="en-IN"/>
+        </w:rPr>
+        <w:t>.</w:t>
+      </w:r>
+      <w:r>
+        <w:rPr>
+          <w:rFonts w:ascii="Times New Roman" w:eastAsia="Times New Roman" w:hAnsi="Times New Roman" w:cs="Times New Roman"/>
+          <w:color w:val="333333"/>
+          <w:sz w:val="26"/>
+          <w:szCs w:val="26"/>
+          <w:lang w:eastAsia="en-IN"/>
+        </w:rPr>
+        <w:br/>
+        <w:t xml:space="preserve">5.Write a function </w:t>
+      </w:r>
+      <w:proofErr w:type="spellStart"/>
+      <w:r>
+        <w:rPr>
+          <w:rFonts w:ascii="Times New Roman" w:eastAsia="Times New Roman" w:hAnsi="Times New Roman" w:cs="Times New Roman"/>
+          <w:color w:val="333333"/>
+          <w:sz w:val="26"/>
+          <w:szCs w:val="26"/>
+          <w:lang w:eastAsia="en-IN"/>
+        </w:rPr>
+        <w:t>fruitSelector</w:t>
+      </w:r>
+      <w:proofErr w:type="spellEnd"/>
+      <w:r>
+        <w:rPr>
+          <w:rFonts w:ascii="Times New Roman" w:eastAsia="Times New Roman" w:hAnsi="Times New Roman" w:cs="Times New Roman"/>
+          <w:color w:val="333333"/>
+          <w:sz w:val="26"/>
+          <w:szCs w:val="26"/>
+          <w:lang w:eastAsia="en-IN"/>
+        </w:rPr>
+        <w:t xml:space="preserve"> which accepts the </w:t>
+      </w:r>
+      <w:proofErr w:type="spellStart"/>
+      <w:r>
+        <w:rPr>
+          <w:rFonts w:ascii="Times New Roman" w:eastAsia="Times New Roman" w:hAnsi="Times New Roman" w:cs="Times New Roman"/>
+          <w:color w:val="333333"/>
+          <w:sz w:val="26"/>
+          <w:szCs w:val="26"/>
+          <w:lang w:eastAsia="en-IN"/>
+        </w:rPr>
+        <w:t>arraylists</w:t>
+      </w:r>
+      <w:proofErr w:type="spellEnd"/>
+      <w:r>
+        <w:rPr>
+          <w:rFonts w:ascii="Times New Roman" w:eastAsia="Times New Roman" w:hAnsi="Times New Roman" w:cs="Times New Roman"/>
+          <w:color w:val="333333"/>
+          <w:sz w:val="26"/>
+          <w:szCs w:val="26"/>
+          <w:lang w:eastAsia="en-IN"/>
+        </w:rPr>
+        <w:t xml:space="preserve"> as input.</w:t>
+      </w:r>
+      <w:r>
+        <w:rPr>
+          <w:rFonts w:ascii="Times New Roman" w:eastAsia="Times New Roman" w:hAnsi="Times New Roman" w:cs="Times New Roman"/>
+          <w:color w:val="333333"/>
+          <w:sz w:val="26"/>
+          <w:szCs w:val="26"/>
+          <w:lang w:eastAsia="en-IN"/>
+        </w:rPr>
+        <w:br/>
+        <w:t xml:space="preserve">6.Remove all fruits whose name ends with 'a' or 'e' from first </w:t>
+      </w:r>
+      <w:proofErr w:type="spellStart"/>
+      <w:r>
+        <w:rPr>
+          <w:rFonts w:ascii="Times New Roman" w:eastAsia="Times New Roman" w:hAnsi="Times New Roman" w:cs="Times New Roman"/>
+          <w:color w:val="333333"/>
+          <w:sz w:val="26"/>
+          <w:szCs w:val="26"/>
+          <w:lang w:eastAsia="en-IN"/>
+        </w:rPr>
+        <w:t>arrayList</w:t>
+      </w:r>
+      <w:proofErr w:type="spellEnd"/>
+      <w:r>
+        <w:rPr>
+          <w:rFonts w:ascii="Times New Roman" w:eastAsia="Times New Roman" w:hAnsi="Times New Roman" w:cs="Times New Roman"/>
+          <w:color w:val="333333"/>
+          <w:sz w:val="26"/>
+          <w:szCs w:val="26"/>
+          <w:lang w:eastAsia="en-IN"/>
+        </w:rPr>
+        <w:t xml:space="preserve"> and remove all fruits whose name begins  with 'm' or 'a' from second </w:t>
+      </w:r>
+      <w:proofErr w:type="spellStart"/>
+      <w:r>
+        <w:rPr>
+          <w:rFonts w:ascii="Times New Roman" w:eastAsia="Times New Roman" w:hAnsi="Times New Roman" w:cs="Times New Roman"/>
+          <w:color w:val="333333"/>
+          <w:sz w:val="26"/>
+          <w:szCs w:val="26"/>
+          <w:lang w:eastAsia="en-IN"/>
+        </w:rPr>
+        <w:t>arrayList</w:t>
+      </w:r>
+      <w:proofErr w:type="spellEnd"/>
+      <w:r>
+        <w:rPr>
+          <w:rFonts w:ascii="Times New Roman" w:eastAsia="Times New Roman" w:hAnsi="Times New Roman" w:cs="Times New Roman"/>
+          <w:color w:val="333333"/>
+          <w:sz w:val="26"/>
+          <w:szCs w:val="26"/>
+          <w:lang w:eastAsia="en-IN"/>
+        </w:rPr>
+        <w:t xml:space="preserve"> then combine the two lists and return the final output as a String array.</w:t>
+      </w:r>
+      <w:r>
+        <w:rPr>
+          <w:rFonts w:ascii="Times New Roman" w:eastAsia="Times New Roman" w:hAnsi="Times New Roman" w:cs="Times New Roman"/>
+          <w:color w:val="333333"/>
+          <w:sz w:val="26"/>
+          <w:szCs w:val="26"/>
+          <w:lang w:eastAsia="en-IN"/>
+        </w:rPr>
+        <w:br/>
+        <w:t>7.If the array is empty the program will print as “No fruit found”</w:t>
+      </w:r>
+      <w:r>
+        <w:rPr>
+          <w:rFonts w:ascii="Times New Roman" w:eastAsia="Times New Roman" w:hAnsi="Times New Roman" w:cs="Times New Roman"/>
+          <w:color w:val="333333"/>
+          <w:sz w:val="26"/>
+          <w:szCs w:val="26"/>
+          <w:lang w:eastAsia="en-IN"/>
+        </w:rPr>
+        <w:br/>
+        <w:t xml:space="preserve">Include a class </w:t>
+      </w:r>
+      <w:proofErr w:type="spellStart"/>
+      <w:r>
+        <w:rPr>
+          <w:rFonts w:ascii="Times New Roman" w:eastAsia="Times New Roman" w:hAnsi="Times New Roman" w:cs="Times New Roman"/>
+          <w:color w:val="333333"/>
+          <w:sz w:val="26"/>
+          <w:szCs w:val="26"/>
+          <w:lang w:eastAsia="en-IN"/>
+        </w:rPr>
+        <w:t>UserMainCode</w:t>
+      </w:r>
+      <w:proofErr w:type="spellEnd"/>
+      <w:r>
+        <w:rPr>
+          <w:rFonts w:ascii="Times New Roman" w:eastAsia="Times New Roman" w:hAnsi="Times New Roman" w:cs="Times New Roman"/>
+          <w:color w:val="333333"/>
+          <w:sz w:val="26"/>
+          <w:szCs w:val="26"/>
+          <w:lang w:eastAsia="en-IN"/>
+        </w:rPr>
+        <w:t xml:space="preserve"> with the static method </w:t>
+      </w:r>
+      <w:proofErr w:type="spellStart"/>
+      <w:r>
+        <w:rPr>
+          <w:rFonts w:ascii="Times New Roman" w:eastAsia="Times New Roman" w:hAnsi="Times New Roman" w:cs="Times New Roman"/>
+          <w:b/>
+          <w:bCs/>
+          <w:color w:val="333333"/>
+          <w:sz w:val="26"/>
+          <w:szCs w:val="26"/>
+          <w:lang w:eastAsia="en-IN"/>
+        </w:rPr>
+        <w:t>fruitSelector</w:t>
+      </w:r>
+      <w:proofErr w:type="spellEnd"/>
+      <w:r>
+        <w:rPr>
+          <w:rFonts w:ascii="Times New Roman" w:eastAsia="Times New Roman" w:hAnsi="Times New Roman" w:cs="Times New Roman"/>
+          <w:color w:val="333333"/>
+          <w:sz w:val="26"/>
+          <w:szCs w:val="26"/>
+          <w:lang w:eastAsia="en-IN"/>
+        </w:rPr>
+        <w:t xml:space="preserve"> which accepts the two </w:t>
+      </w:r>
+      <w:proofErr w:type="spellStart"/>
+      <w:r>
+        <w:rPr>
+          <w:rFonts w:ascii="Times New Roman" w:eastAsia="Times New Roman" w:hAnsi="Times New Roman" w:cs="Times New Roman"/>
+          <w:color w:val="333333"/>
+          <w:sz w:val="26"/>
+          <w:szCs w:val="26"/>
+          <w:lang w:eastAsia="en-IN"/>
+        </w:rPr>
+        <w:t>arraylists</w:t>
+      </w:r>
+      <w:proofErr w:type="spellEnd"/>
+      <w:r>
+        <w:rPr>
+          <w:rFonts w:ascii="Times New Roman" w:eastAsia="Times New Roman" w:hAnsi="Times New Roman" w:cs="Times New Roman"/>
+          <w:color w:val="333333"/>
+          <w:sz w:val="26"/>
+          <w:szCs w:val="26"/>
+          <w:lang w:eastAsia="en-IN"/>
+        </w:rPr>
+        <w:t xml:space="preserve"> and returns an array.</w:t>
+      </w:r>
+      <w:r>
+        <w:rPr>
+          <w:rFonts w:ascii="Times New Roman" w:eastAsia="Times New Roman" w:hAnsi="Times New Roman" w:cs="Times New Roman"/>
+          <w:color w:val="333333"/>
+          <w:sz w:val="26"/>
+          <w:szCs w:val="26"/>
+          <w:lang w:eastAsia="en-IN"/>
+        </w:rPr>
+        <w:br/>
+      </w:r>
+      <w:r>
+        <w:rPr>
+          <w:rFonts w:ascii="Times New Roman" w:eastAsia="Times New Roman" w:hAnsi="Times New Roman" w:cs="Times New Roman"/>
+          <w:color w:val="333333"/>
+          <w:sz w:val="26"/>
+          <w:szCs w:val="26"/>
+          <w:lang w:eastAsia="en-IN"/>
+        </w:rPr>
+        <w:br/>
+        <w:t xml:space="preserve">Create a Class Main which would be used to read n strings and call the static method present in </w:t>
+      </w:r>
+      <w:proofErr w:type="spellStart"/>
+      <w:r>
+        <w:rPr>
+          <w:rFonts w:ascii="Times New Roman" w:eastAsia="Times New Roman" w:hAnsi="Times New Roman" w:cs="Times New Roman"/>
+          <w:color w:val="333333"/>
+          <w:sz w:val="26"/>
+          <w:szCs w:val="26"/>
+          <w:lang w:eastAsia="en-IN"/>
+        </w:rPr>
+        <w:t>UserMainCode</w:t>
+      </w:r>
+      <w:proofErr w:type="spellEnd"/>
+      <w:r>
+        <w:rPr>
+          <w:rFonts w:ascii="Times New Roman" w:eastAsia="Times New Roman" w:hAnsi="Times New Roman" w:cs="Times New Roman"/>
+          <w:color w:val="333333"/>
+          <w:sz w:val="26"/>
+          <w:szCs w:val="26"/>
+          <w:lang w:eastAsia="en-IN"/>
+        </w:rPr>
+        <w:t>.</w:t>
+      </w:r>
+      <w:r>
+        <w:rPr>
+          <w:rFonts w:ascii="Times New Roman" w:eastAsia="Times New Roman" w:hAnsi="Times New Roman" w:cs="Times New Roman"/>
+          <w:color w:val="333333"/>
+          <w:sz w:val="26"/>
+          <w:szCs w:val="26"/>
+          <w:lang w:eastAsia="en-IN"/>
+        </w:rPr>
+        <w:br/>
+      </w:r>
+      <w:r>
+        <w:rPr>
+          <w:rFonts w:ascii="Times New Roman" w:eastAsia="Times New Roman" w:hAnsi="Times New Roman" w:cs="Times New Roman"/>
+          <w:color w:val="333333"/>
+          <w:sz w:val="26"/>
+          <w:szCs w:val="26"/>
+          <w:lang w:eastAsia="en-IN"/>
+        </w:rPr>
+        <w:br/>
+      </w:r>
+      <w:r>
+        <w:rPr>
+          <w:rFonts w:ascii="Times New Roman" w:eastAsia="Times New Roman" w:hAnsi="Times New Roman" w:cs="Times New Roman"/>
+          <w:b/>
+          <w:bCs/>
+          <w:color w:val="333333"/>
+          <w:sz w:val="26"/>
+          <w:szCs w:val="26"/>
+          <w:lang w:eastAsia="en-IN"/>
+        </w:rPr>
+        <w:t>Input and Output Format:</w:t>
+      </w:r>
+      <w:r>
+        <w:rPr>
+          <w:rFonts w:ascii="Times New Roman" w:eastAsia="Times New Roman" w:hAnsi="Times New Roman" w:cs="Times New Roman"/>
+          <w:color w:val="333333"/>
+          <w:sz w:val="26"/>
+          <w:szCs w:val="26"/>
+          <w:lang w:eastAsia="en-IN"/>
+        </w:rPr>
+        <w:br/>
+      </w:r>
+      <w:r>
+        <w:rPr>
+          <w:rFonts w:ascii="Times New Roman" w:eastAsia="Times New Roman" w:hAnsi="Times New Roman" w:cs="Times New Roman"/>
+          <w:color w:val="333333"/>
+          <w:sz w:val="26"/>
+          <w:szCs w:val="26"/>
+          <w:lang w:eastAsia="en-IN"/>
+        </w:rPr>
+        <w:br/>
+        <w:t xml:space="preserve">Input consists of an integer (m) denoting the size of first </w:t>
+      </w:r>
+      <w:proofErr w:type="spellStart"/>
+      <w:r>
+        <w:rPr>
+          <w:rFonts w:ascii="Times New Roman" w:eastAsia="Times New Roman" w:hAnsi="Times New Roman" w:cs="Times New Roman"/>
+          <w:color w:val="333333"/>
+          <w:sz w:val="26"/>
+          <w:szCs w:val="26"/>
+          <w:lang w:eastAsia="en-IN"/>
+        </w:rPr>
+        <w:t>arraylist</w:t>
+      </w:r>
+      <w:proofErr w:type="spellEnd"/>
+      <w:r>
+        <w:rPr>
+          <w:rFonts w:ascii="Times New Roman" w:eastAsia="Times New Roman" w:hAnsi="Times New Roman" w:cs="Times New Roman"/>
+          <w:color w:val="333333"/>
+          <w:sz w:val="26"/>
+          <w:szCs w:val="26"/>
+          <w:lang w:eastAsia="en-IN"/>
+        </w:rPr>
+        <w:t xml:space="preserve">. The next m elements would be the values of the first </w:t>
+      </w:r>
+      <w:proofErr w:type="spellStart"/>
+      <w:r>
+        <w:rPr>
+          <w:rFonts w:ascii="Times New Roman" w:eastAsia="Times New Roman" w:hAnsi="Times New Roman" w:cs="Times New Roman"/>
+          <w:color w:val="333333"/>
+          <w:sz w:val="26"/>
+          <w:szCs w:val="26"/>
+          <w:lang w:eastAsia="en-IN"/>
+        </w:rPr>
+        <w:t>arraylist</w:t>
+      </w:r>
+      <w:proofErr w:type="spellEnd"/>
+      <w:r>
+        <w:rPr>
+          <w:rFonts w:ascii="Times New Roman" w:eastAsia="Times New Roman" w:hAnsi="Times New Roman" w:cs="Times New Roman"/>
+          <w:color w:val="333333"/>
+          <w:sz w:val="26"/>
+          <w:szCs w:val="26"/>
+          <w:lang w:eastAsia="en-IN"/>
+        </w:rPr>
+        <w:t xml:space="preserve">. The next input would be n denoting the size of the second </w:t>
+      </w:r>
+      <w:proofErr w:type="spellStart"/>
+      <w:r>
+        <w:rPr>
+          <w:rFonts w:ascii="Times New Roman" w:eastAsia="Times New Roman" w:hAnsi="Times New Roman" w:cs="Times New Roman"/>
+          <w:color w:val="333333"/>
+          <w:sz w:val="26"/>
+          <w:szCs w:val="26"/>
+          <w:lang w:eastAsia="en-IN"/>
+        </w:rPr>
+        <w:t>arraylist</w:t>
+      </w:r>
+      <w:proofErr w:type="spellEnd"/>
+      <w:r>
+        <w:rPr>
+          <w:rFonts w:ascii="Times New Roman" w:eastAsia="Times New Roman" w:hAnsi="Times New Roman" w:cs="Times New Roman"/>
+          <w:color w:val="333333"/>
+          <w:sz w:val="26"/>
+          <w:szCs w:val="26"/>
+          <w:lang w:eastAsia="en-IN"/>
+        </w:rPr>
+        <w:t xml:space="preserve">. The next n elements would be the values of the second </w:t>
+      </w:r>
+      <w:proofErr w:type="spellStart"/>
+      <w:r>
+        <w:rPr>
+          <w:rFonts w:ascii="Times New Roman" w:eastAsia="Times New Roman" w:hAnsi="Times New Roman" w:cs="Times New Roman"/>
+          <w:color w:val="333333"/>
+          <w:sz w:val="26"/>
+          <w:szCs w:val="26"/>
+          <w:lang w:eastAsia="en-IN"/>
+        </w:rPr>
+        <w:t>arraylist</w:t>
+      </w:r>
+      <w:proofErr w:type="spellEnd"/>
+      <w:r>
+        <w:rPr>
+          <w:rFonts w:ascii="Times New Roman" w:eastAsia="Times New Roman" w:hAnsi="Times New Roman" w:cs="Times New Roman"/>
+          <w:color w:val="333333"/>
+          <w:sz w:val="26"/>
+          <w:szCs w:val="26"/>
+          <w:lang w:eastAsia="en-IN"/>
+        </w:rPr>
+        <w:t>.</w:t>
+      </w:r>
+      <w:r>
+        <w:rPr>
+          <w:rFonts w:ascii="Times New Roman" w:eastAsia="Times New Roman" w:hAnsi="Times New Roman" w:cs="Times New Roman"/>
+          <w:color w:val="333333"/>
+          <w:sz w:val="26"/>
+          <w:szCs w:val="26"/>
+          <w:lang w:eastAsia="en-IN"/>
+        </w:rPr>
+        <w:br/>
+      </w:r>
+      <w:r>
+        <w:rPr>
+          <w:rFonts w:ascii="Times New Roman" w:eastAsia="Times New Roman" w:hAnsi="Times New Roman" w:cs="Times New Roman"/>
+          <w:color w:val="333333"/>
+          <w:sz w:val="26"/>
+          <w:szCs w:val="26"/>
+          <w:lang w:eastAsia="en-IN"/>
+        </w:rPr>
+        <w:lastRenderedPageBreak/>
+        <w:br/>
+        <w:t>Output consists of an array as per step 6. Refer sample output for formatting specifications.</w:t>
+      </w:r>
+      <w:r>
+        <w:rPr>
+          <w:rFonts w:ascii="Times New Roman" w:eastAsia="Times New Roman" w:hAnsi="Times New Roman" w:cs="Times New Roman"/>
+          <w:color w:val="333333"/>
+          <w:sz w:val="26"/>
+          <w:szCs w:val="26"/>
+          <w:lang w:eastAsia="en-IN"/>
+        </w:rPr>
+        <w:br/>
+      </w:r>
+      <w:r>
+        <w:rPr>
+          <w:rFonts w:ascii="Times New Roman" w:eastAsia="Times New Roman" w:hAnsi="Times New Roman" w:cs="Times New Roman"/>
+          <w:color w:val="333333"/>
+          <w:sz w:val="26"/>
+          <w:szCs w:val="26"/>
+          <w:lang w:eastAsia="en-IN"/>
+        </w:rPr>
+        <w:br/>
+      </w:r>
+      <w:r>
+        <w:rPr>
+          <w:rFonts w:ascii="Times New Roman" w:eastAsia="Times New Roman" w:hAnsi="Times New Roman" w:cs="Times New Roman"/>
+          <w:b/>
+          <w:bCs/>
+          <w:color w:val="333333"/>
+          <w:sz w:val="26"/>
+          <w:szCs w:val="26"/>
+          <w:lang w:eastAsia="en-IN"/>
+        </w:rPr>
+        <w:t>Sample Input 1:</w:t>
+      </w:r>
+      <w:r>
+        <w:rPr>
+          <w:rFonts w:ascii="Times New Roman" w:eastAsia="Times New Roman" w:hAnsi="Times New Roman" w:cs="Times New Roman"/>
+          <w:color w:val="333333"/>
+          <w:sz w:val="26"/>
+          <w:szCs w:val="26"/>
+          <w:lang w:eastAsia="en-IN"/>
+        </w:rPr>
+        <w:br/>
+        <w:t>3</w:t>
+      </w:r>
+      <w:r>
+        <w:rPr>
+          <w:rFonts w:ascii="Times New Roman" w:eastAsia="Times New Roman" w:hAnsi="Times New Roman" w:cs="Times New Roman"/>
+          <w:color w:val="333333"/>
+          <w:sz w:val="26"/>
+          <w:szCs w:val="26"/>
+          <w:lang w:eastAsia="en-IN"/>
+        </w:rPr>
+        <w:br/>
+        <w:t>Apple</w:t>
+      </w:r>
+      <w:r>
+        <w:rPr>
+          <w:rFonts w:ascii="Times New Roman" w:eastAsia="Times New Roman" w:hAnsi="Times New Roman" w:cs="Times New Roman"/>
+          <w:color w:val="333333"/>
+          <w:sz w:val="26"/>
+          <w:szCs w:val="26"/>
+          <w:lang w:eastAsia="en-IN"/>
+        </w:rPr>
+        <w:br/>
+        <w:t>Cherry</w:t>
+      </w:r>
+      <w:r>
+        <w:rPr>
+          <w:rFonts w:ascii="Times New Roman" w:eastAsia="Times New Roman" w:hAnsi="Times New Roman" w:cs="Times New Roman"/>
+          <w:color w:val="333333"/>
+          <w:sz w:val="26"/>
+          <w:szCs w:val="26"/>
+          <w:lang w:eastAsia="en-IN"/>
+        </w:rPr>
+        <w:br/>
+        <w:t>Grapes</w:t>
+      </w:r>
+      <w:r>
+        <w:rPr>
+          <w:rFonts w:ascii="Times New Roman" w:eastAsia="Times New Roman" w:hAnsi="Times New Roman" w:cs="Times New Roman"/>
+          <w:color w:val="333333"/>
+          <w:sz w:val="26"/>
+          <w:szCs w:val="26"/>
+          <w:lang w:eastAsia="en-IN"/>
+        </w:rPr>
+        <w:br/>
+        <w:t>4</w:t>
+      </w:r>
+      <w:r>
+        <w:rPr>
+          <w:rFonts w:ascii="Times New Roman" w:eastAsia="Times New Roman" w:hAnsi="Times New Roman" w:cs="Times New Roman"/>
+          <w:color w:val="333333"/>
+          <w:sz w:val="26"/>
+          <w:szCs w:val="26"/>
+          <w:lang w:eastAsia="en-IN"/>
+        </w:rPr>
+        <w:br/>
+        <w:t>Orange</w:t>
+      </w:r>
+      <w:r>
+        <w:rPr>
+          <w:rFonts w:ascii="Times New Roman" w:eastAsia="Times New Roman" w:hAnsi="Times New Roman" w:cs="Times New Roman"/>
+          <w:color w:val="333333"/>
+          <w:sz w:val="26"/>
+          <w:szCs w:val="26"/>
+          <w:lang w:eastAsia="en-IN"/>
+        </w:rPr>
+        <w:br/>
+        <w:t>Mango</w:t>
+      </w:r>
+      <w:r>
+        <w:rPr>
+          <w:rFonts w:ascii="Times New Roman" w:eastAsia="Times New Roman" w:hAnsi="Times New Roman" w:cs="Times New Roman"/>
+          <w:color w:val="333333"/>
+          <w:sz w:val="26"/>
+          <w:szCs w:val="26"/>
+          <w:lang w:eastAsia="en-IN"/>
+        </w:rPr>
+        <w:br/>
+        <w:t>Melon</w:t>
+      </w:r>
+      <w:r>
+        <w:rPr>
+          <w:rFonts w:ascii="Times New Roman" w:eastAsia="Times New Roman" w:hAnsi="Times New Roman" w:cs="Times New Roman"/>
+          <w:color w:val="333333"/>
+          <w:sz w:val="26"/>
+          <w:szCs w:val="26"/>
+          <w:lang w:eastAsia="en-IN"/>
+        </w:rPr>
+        <w:br/>
+        <w:t>Apple</w:t>
+      </w:r>
+      <w:r>
+        <w:rPr>
+          <w:rFonts w:ascii="Times New Roman" w:eastAsia="Times New Roman" w:hAnsi="Times New Roman" w:cs="Times New Roman"/>
+          <w:color w:val="333333"/>
+          <w:sz w:val="26"/>
+          <w:szCs w:val="26"/>
+          <w:lang w:eastAsia="en-IN"/>
+        </w:rPr>
+        <w:br/>
+      </w:r>
+      <w:r>
+        <w:rPr>
+          <w:rFonts w:ascii="Times New Roman" w:eastAsia="Times New Roman" w:hAnsi="Times New Roman" w:cs="Times New Roman"/>
+          <w:b/>
+          <w:bCs/>
+          <w:color w:val="333333"/>
+          <w:sz w:val="26"/>
+          <w:szCs w:val="26"/>
+          <w:lang w:eastAsia="en-IN"/>
+        </w:rPr>
+        <w:t>Sample Output 1:</w:t>
+      </w:r>
+      <w:r>
+        <w:rPr>
+          <w:rFonts w:ascii="Times New Roman" w:eastAsia="Times New Roman" w:hAnsi="Times New Roman" w:cs="Times New Roman"/>
+          <w:color w:val="333333"/>
+          <w:sz w:val="26"/>
+          <w:szCs w:val="26"/>
+          <w:lang w:eastAsia="en-IN"/>
+        </w:rPr>
+        <w:br/>
+        <w:t>Cherry</w:t>
+      </w:r>
+      <w:r>
+        <w:rPr>
+          <w:rFonts w:ascii="Times New Roman" w:eastAsia="Times New Roman" w:hAnsi="Times New Roman" w:cs="Times New Roman"/>
+          <w:color w:val="333333"/>
+          <w:sz w:val="26"/>
+          <w:szCs w:val="26"/>
+          <w:lang w:eastAsia="en-IN"/>
+        </w:rPr>
+        <w:br/>
+        <w:t>Grapes</w:t>
+      </w:r>
+      <w:r>
+        <w:rPr>
+          <w:rFonts w:ascii="Times New Roman" w:eastAsia="Times New Roman" w:hAnsi="Times New Roman" w:cs="Times New Roman"/>
+          <w:color w:val="333333"/>
+          <w:sz w:val="26"/>
+          <w:szCs w:val="26"/>
+          <w:lang w:eastAsia="en-IN"/>
+        </w:rPr>
+        <w:br/>
+        <w:t>Orange</w:t>
+      </w:r>
+    </w:p>
+    <w:p>
+      <w:pPr>
+        <w:pStyle w:val="ListParagraph"/>
+        <w:rPr>
+          <w:lang w:val="en-US"/>
+        </w:rPr>
+      </w:pPr>
+    </w:p>
+    <w:p>
+      <w:pPr>
+        <w:pStyle w:val="ListParagraph"/>
+        <w:rPr>
+          <w:lang w:val="en-US"/>
+        </w:rPr>
+      </w:pPr>
+    </w:p>
+    <w:p>
+      <w:pPr>
+        <w:pStyle w:val="ListParagraph"/>
+        <w:rPr>
+          <w:lang w:val="en-US"/>
+        </w:rPr>
+      </w:pPr>
+    </w:p>
+    <w:p>
+      <w:pPr>
+        <w:pStyle w:val="ListParagraph"/>
+        <w:rPr>
+          <w:lang w:val="en-US"/>
+        </w:rPr>
+      </w:pPr>
+    </w:p>
+    <w:p>
+      <w:pPr>
+        <w:pStyle w:val="ListParagraph"/>
+        <w:rPr>
+          <w:lang w:val="en-US"/>
+        </w:rPr>
+      </w:pPr>
+      <w:r>
+        <w:rPr>
+          <w:lang w:val="en-US"/>
+        </w:rPr>
+        <w:t xml:space="preserve">import </w:t>
+      </w:r>
+      <w:proofErr w:type="spellStart"/>
+      <w:proofErr w:type="gramStart"/>
+      <w:r>
+        <w:rPr>
+          <w:lang w:val="en-US"/>
+        </w:rPr>
+        <w:t>java.util</w:t>
+      </w:r>
+      <w:proofErr w:type="gramEnd"/>
+      <w:r>
+        <w:rPr>
+          <w:lang w:val="en-US"/>
+        </w:rPr>
+        <w:t>.ArrayList</w:t>
+      </w:r>
+      <w:proofErr w:type="spellEnd"/>
+      <w:r>
+        <w:rPr>
+          <w:lang w:val="en-US"/>
+        </w:rPr>
+        <w:t>;</w:t>
+      </w:r>
+    </w:p>
+    <w:p>
+      <w:pPr>
+        <w:pStyle w:val="ListParagraph"/>
+        <w:rPr>
+          <w:lang w:val="en-US"/>
+        </w:rPr>
+      </w:pPr>
+    </w:p>
+    <w:p>
+      <w:pPr>
+        <w:pStyle w:val="ListParagraph"/>
+        <w:rPr>
+          <w:lang w:val="en-US"/>
+        </w:rPr>
+      </w:pPr>
+      <w:r>
+        <w:rPr>
+          <w:lang w:val="en-US"/>
+        </w:rPr>
+        <w:t xml:space="preserve">import </w:t>
+      </w:r>
+      <w:proofErr w:type="spellStart"/>
+      <w:proofErr w:type="gramStart"/>
+      <w:r>
+        <w:rPr>
+          <w:lang w:val="en-US"/>
+        </w:rPr>
+        <w:t>java.util</w:t>
+      </w:r>
+      <w:proofErr w:type="gramEnd"/>
+      <w:r>
+        <w:rPr>
+          <w:lang w:val="en-US"/>
+        </w:rPr>
+        <w:t>.Arrays</w:t>
+      </w:r>
+      <w:proofErr w:type="spellEnd"/>
+      <w:r>
+        <w:rPr>
+          <w:lang w:val="en-US"/>
+        </w:rPr>
+        <w:t>;</w:t>
+      </w:r>
+    </w:p>
+    <w:p>
+      <w:pPr>
+        <w:pStyle w:val="ListParagraph"/>
+        <w:rPr>
+          <w:lang w:val="en-US"/>
+        </w:rPr>
+      </w:pPr>
+    </w:p>
+    <w:p>
+      <w:pPr>
+        <w:pStyle w:val="ListParagraph"/>
+        <w:rPr>
+          <w:lang w:val="en-US"/>
+        </w:rPr>
+      </w:pPr>
+      <w:r>
+        <w:rPr>
+          <w:lang w:val="en-US"/>
+        </w:rPr>
+        <w:t xml:space="preserve">import </w:t>
+      </w:r>
+      <w:proofErr w:type="spellStart"/>
+      <w:proofErr w:type="gramStart"/>
+      <w:r>
+        <w:rPr>
+          <w:lang w:val="en-US"/>
+        </w:rPr>
+        <w:t>java.util</w:t>
+      </w:r>
+      <w:proofErr w:type="gramEnd"/>
+      <w:r>
+        <w:rPr>
+          <w:lang w:val="en-US"/>
+        </w:rPr>
+        <w:t>.List</w:t>
+      </w:r>
+      <w:proofErr w:type="spellEnd"/>
+      <w:r>
+        <w:rPr>
+          <w:lang w:val="en-US"/>
+        </w:rPr>
+        <w:t>;</w:t>
+      </w:r>
+    </w:p>
+    <w:p>
+      <w:pPr>
+        <w:pStyle w:val="ListParagraph"/>
+        <w:rPr>
+          <w:lang w:val="en-US"/>
+        </w:rPr>
+      </w:pPr>
+    </w:p>
+    <w:p>
+      <w:pPr>
+        <w:pStyle w:val="ListParagraph"/>
+        <w:rPr>
+          <w:lang w:val="en-US"/>
+        </w:rPr>
+      </w:pPr>
+    </w:p>
+    <w:p>
+      <w:pPr>
+        <w:pStyle w:val="ListParagraph"/>
+        <w:rPr>
+          <w:lang w:val="en-US"/>
+        </w:rPr>
+      </w:pPr>
+    </w:p>
+    <w:p>
+      <w:pPr>
+        <w:pStyle w:val="ListParagraph"/>
+        <w:rPr>
+          <w:lang w:val="en-US"/>
+        </w:rPr>
+      </w:pPr>
+      <w:r>
+        <w:rPr>
+          <w:lang w:val="en-US"/>
+        </w:rPr>
+        <w:t>public class UserMainCode3 {</w:t>
+      </w:r>
+    </w:p>
+    <w:p>
+      <w:pPr>
+        <w:pStyle w:val="ListParagraph"/>
+        <w:rPr>
+          <w:lang w:val="en-US"/>
+        </w:rPr>
+      </w:pPr>
+    </w:p>
+    <w:p>
+      <w:pPr>
+        <w:pStyle w:val="ListParagraph"/>
+        <w:rPr>
+          <w:lang w:val="en-US"/>
+        </w:rPr>
+      </w:pPr>
+    </w:p>
+    <w:p>
+      <w:pPr>
+        <w:pStyle w:val="ListParagraph"/>
+        <w:rPr>
+          <w:lang w:val="en-US"/>
+        </w:rPr>
+      </w:pPr>
+    </w:p>
+    <w:p>
+      <w:pPr>
+        <w:pStyle w:val="ListParagraph"/>
+        <w:rPr>
+          <w:lang w:val="en-US"/>
+        </w:rPr>
+      </w:pPr>
+      <w:r>
+        <w:rPr>
+          <w:lang w:val="en-US"/>
+        </w:rPr>
+        <w:tab/>
+        <w:t xml:space="preserve">static </w:t>
+      </w:r>
+      <w:proofErr w:type="gramStart"/>
+      <w:r>
+        <w:rPr>
+          <w:lang w:val="en-US"/>
+        </w:rPr>
+        <w:t>String[</w:t>
+      </w:r>
+      <w:proofErr w:type="gramEnd"/>
+      <w:r>
+        <w:rPr>
+          <w:lang w:val="en-US"/>
+        </w:rPr>
+        <w:t xml:space="preserve">] </w:t>
+      </w:r>
+      <w:proofErr w:type="spellStart"/>
+      <w:r>
+        <w:rPr>
+          <w:lang w:val="en-US"/>
+        </w:rPr>
+        <w:t>fruitSelector</w:t>
+      </w:r>
+      <w:proofErr w:type="spellEnd"/>
+      <w:r>
+        <w:rPr>
+          <w:lang w:val="en-US"/>
+        </w:rPr>
+        <w:t>(List&lt;String&gt; list1, List&lt;String&gt; list2) {</w:t>
+      </w:r>
+    </w:p>
+    <w:p>
+      <w:pPr>
+        <w:pStyle w:val="ListParagraph"/>
+        <w:rPr>
+          <w:lang w:val="en-US"/>
+        </w:rPr>
+      </w:pPr>
+    </w:p>
+    <w:p>
+      <w:pPr>
+        <w:pStyle w:val="ListParagraph"/>
+        <w:rPr>
+          <w:lang w:val="en-US"/>
+        </w:rPr>
+      </w:pPr>
+      <w:r>
+        <w:rPr>
+          <w:lang w:val="en-US"/>
+        </w:rPr>
+        <w:tab/>
+      </w:r>
+      <w:r>
+        <w:rPr>
+          <w:lang w:val="en-US"/>
+        </w:rPr>
+        <w:tab/>
+        <w:t>list1.removeIf((a)-&gt;</w:t>
+      </w:r>
+      <w:proofErr w:type="spellStart"/>
+      <w:proofErr w:type="gramStart"/>
+      <w:r>
+        <w:rPr>
+          <w:lang w:val="en-US"/>
+        </w:rPr>
+        <w:t>a.toLowerCase</w:t>
+      </w:r>
+      <w:proofErr w:type="spellEnd"/>
+      <w:proofErr w:type="gramEnd"/>
+      <w:r>
+        <w:rPr>
+          <w:lang w:val="en-US"/>
+        </w:rPr>
+        <w:t>().</w:t>
+      </w:r>
+      <w:proofErr w:type="spellStart"/>
+      <w:r>
+        <w:rPr>
+          <w:lang w:val="en-US"/>
+        </w:rPr>
+        <w:t>endsWith</w:t>
+      </w:r>
+      <w:proofErr w:type="spellEnd"/>
+      <w:r>
+        <w:rPr>
+          <w:lang w:val="en-US"/>
+        </w:rPr>
+        <w:t xml:space="preserve">("a") || </w:t>
+      </w:r>
+      <w:proofErr w:type="spellStart"/>
+      <w:r>
+        <w:rPr>
+          <w:lang w:val="en-US"/>
+        </w:rPr>
+        <w:t>a.toLowerCase</w:t>
+      </w:r>
+      <w:proofErr w:type="spellEnd"/>
+      <w:r>
+        <w:rPr>
+          <w:lang w:val="en-US"/>
+        </w:rPr>
+        <w:t>().</w:t>
+      </w:r>
+      <w:proofErr w:type="spellStart"/>
+      <w:r>
+        <w:rPr>
+          <w:lang w:val="en-US"/>
+        </w:rPr>
+        <w:t>endsWith</w:t>
+      </w:r>
+      <w:proofErr w:type="spellEnd"/>
+      <w:r>
+        <w:rPr>
+          <w:lang w:val="en-US"/>
+        </w:rPr>
+        <w:t>("e"));</w:t>
+      </w:r>
+      <w:r>
+        <w:rPr>
+          <w:lang w:val="en-US"/>
+        </w:rPr>
+        <w:tab/>
+      </w:r>
+      <w:r>
+        <w:rPr>
+          <w:lang w:val="en-US"/>
+        </w:rPr>
+        <w:tab/>
+      </w:r>
+    </w:p>
+    <w:p>
+      <w:pPr>
+        <w:pStyle w:val="ListParagraph"/>
+        <w:rPr>
+          <w:lang w:val="en-US"/>
+        </w:rPr>
+      </w:pPr>
+      <w:r>
+        <w:rPr>
+          <w:lang w:val="en-US"/>
+        </w:rPr>
+        <w:tab/>
+      </w:r>
+      <w:r>
+        <w:rPr>
+          <w:lang w:val="en-US"/>
+        </w:rPr>
+        <w:tab/>
+        <w:t>list2.removeIf((a)-&gt;</w:t>
+      </w:r>
+      <w:proofErr w:type="spellStart"/>
+      <w:proofErr w:type="gramStart"/>
+      <w:r>
+        <w:rPr>
+          <w:lang w:val="en-US"/>
+        </w:rPr>
+        <w:t>a.toLowerCase</w:t>
+      </w:r>
+      <w:proofErr w:type="spellEnd"/>
+      <w:proofErr w:type="gramEnd"/>
+      <w:r>
+        <w:rPr>
+          <w:lang w:val="en-US"/>
+        </w:rPr>
+        <w:t>().</w:t>
+      </w:r>
+      <w:proofErr w:type="spellStart"/>
+      <w:r>
+        <w:rPr>
+          <w:lang w:val="en-US"/>
+        </w:rPr>
+        <w:t>startsWith</w:t>
+      </w:r>
+      <w:proofErr w:type="spellEnd"/>
+      <w:r>
+        <w:rPr>
+          <w:lang w:val="en-US"/>
+        </w:rPr>
+        <w:t xml:space="preserve">("m") || </w:t>
+      </w:r>
+      <w:proofErr w:type="spellStart"/>
+      <w:r>
+        <w:rPr>
+          <w:lang w:val="en-US"/>
+        </w:rPr>
+        <w:t>a.toLowerCase</w:t>
+      </w:r>
+      <w:proofErr w:type="spellEnd"/>
+      <w:r>
+        <w:rPr>
+          <w:lang w:val="en-US"/>
+        </w:rPr>
+        <w:t>().</w:t>
+      </w:r>
+      <w:proofErr w:type="spellStart"/>
+      <w:r>
+        <w:rPr>
+          <w:lang w:val="en-US"/>
+        </w:rPr>
+        <w:t>startsWith</w:t>
+      </w:r>
+      <w:proofErr w:type="spellEnd"/>
+      <w:r>
+        <w:rPr>
+          <w:lang w:val="en-US"/>
+        </w:rPr>
+        <w:t>("a"));</w:t>
+      </w:r>
+    </w:p>
+    <w:p>
+      <w:pPr>
+        <w:pStyle w:val="ListParagraph"/>
+        <w:rPr>
+          <w:lang w:val="en-US"/>
+        </w:rPr>
+      </w:pPr>
+      <w:r>
+        <w:rPr>
+          <w:lang w:val="en-US"/>
+        </w:rPr>
+        <w:tab/>
+      </w:r>
+      <w:r>
+        <w:rPr>
+          <w:lang w:val="en-US"/>
+        </w:rPr>
+        <w:tab/>
+        <w:t>list1.addAll(list2);</w:t>
+      </w:r>
+      <w:r>
+        <w:rPr>
+          <w:lang w:val="en-US"/>
+        </w:rPr>
+        <w:tab/>
+      </w:r>
+      <w:r>
+        <w:rPr>
+          <w:lang w:val="en-US"/>
+        </w:rPr>
+        <w:tab/>
+      </w:r>
+    </w:p>
+    <w:p>
+      <w:pPr>
+        <w:pStyle w:val="ListParagraph"/>
+        <w:rPr>
+          <w:lang w:val="en-US"/>
+        </w:rPr>
+      </w:pPr>
+      <w:r>
+        <w:rPr>
+          <w:lang w:val="en-US"/>
+        </w:rPr>
+        <w:tab/>
+      </w:r>
+      <w:r>
+        <w:rPr>
+          <w:lang w:val="en-US"/>
+        </w:rPr>
+        <w:tab/>
+        <w:t xml:space="preserve">String </w:t>
+      </w:r>
+      <w:proofErr w:type="gramStart"/>
+      <w:r>
+        <w:rPr>
+          <w:lang w:val="en-US"/>
+        </w:rPr>
+        <w:t>[]array</w:t>
+      </w:r>
+      <w:proofErr w:type="gramEnd"/>
+      <w:r>
+        <w:rPr>
+          <w:lang w:val="en-US"/>
+        </w:rPr>
+        <w:t>=new String[list1.size()];</w:t>
+      </w:r>
+    </w:p>
+    <w:p>
+      <w:pPr>
+        <w:pStyle w:val="ListParagraph"/>
+        <w:rPr>
+          <w:lang w:val="en-US"/>
+        </w:rPr>
+      </w:pPr>
+      <w:r>
+        <w:rPr>
+          <w:lang w:val="en-US"/>
+        </w:rPr>
+        <w:tab/>
+      </w:r>
+      <w:r>
+        <w:rPr>
+          <w:lang w:val="en-US"/>
+        </w:rPr>
+        <w:tab/>
+        <w:t>return array;</w:t>
+      </w:r>
+      <w:r>
+        <w:rPr>
+          <w:lang w:val="en-US"/>
+        </w:rPr>
+        <w:tab/>
+      </w:r>
+      <w:r>
+        <w:rPr>
+          <w:lang w:val="en-US"/>
+        </w:rPr>
+        <w:tab/>
+      </w:r>
+      <w:r>
+        <w:rPr>
+          <w:lang w:val="en-US"/>
+        </w:rPr>
+        <w:tab/>
+      </w:r>
+      <w:r>
+        <w:rPr>
+          <w:lang w:val="en-US"/>
+        </w:rPr>
+        <w:tab/>
+      </w:r>
+    </w:p>
+    <w:p>
+      <w:pPr>
+        <w:pStyle w:val="ListParagraph"/>
+        <w:rPr>
+          <w:lang w:val="en-US"/>
+        </w:rPr>
+      </w:pPr>
+    </w:p>
+    <w:p>
+      <w:pPr>
+        <w:pStyle w:val="ListParagraph"/>
+        <w:rPr>
+          <w:lang w:val="en-US"/>
+        </w:rPr>
+      </w:pPr>
+      <w:r>
+        <w:rPr>
+          <w:lang w:val="en-US"/>
+        </w:rPr>
+        <w:tab/>
+        <w:t>}</w:t>
+      </w:r>
+    </w:p>
+    <w:p>
+      <w:pPr>
+        <w:pStyle w:val="ListParagraph"/>
+        <w:rPr>
+          <w:lang w:val="en-US"/>
+        </w:rPr>
+      </w:pPr>
+    </w:p>
+    <w:p>
+      <w:pPr>
+        <w:pStyle w:val="ListParagraph"/>
+        <w:rPr>
+          <w:lang w:val="en-US"/>
+        </w:rPr>
+      </w:pPr>
+    </w:p>
+    <w:p>
+      <w:pPr>
+        <w:pStyle w:val="ListParagraph"/>
+        <w:rPr>
+          <w:lang w:val="en-US"/>
+        </w:rPr>
+      </w:pPr>
+    </w:p>
+    <w:p>
+      <w:pPr>
+        <w:pStyle w:val="ListParagraph"/>
+        <w:rPr>
+          <w:lang w:val="en-US"/>
+        </w:rPr>
+      </w:pPr>
+      <w:r>
+        <w:rPr>
+          <w:lang w:val="en-US"/>
+        </w:rPr>
+        <w:t>}</w:t>
+      </w:r>
+    </w:p>
+    <w:p>
+      <w:pPr>
+        <w:pStyle w:val="ListParagraph"/>
+        <w:rPr>
+          <w:lang w:val="en-US"/>
+        </w:rPr>
+      </w:pPr>
+    </w:p>
+    <w:p>
+      <w:pPr>
+        <w:pStyle w:val="ListParagraph"/>
+        <w:rPr>
+          <w:lang w:val="en-US"/>
+        </w:rPr>
+      </w:pPr>
+    </w:p>
+    <w:p>
+      <w:pPr>
+        <w:pStyle w:val="ListParagraph"/>
+        <w:rPr>
+          <w:lang w:val="en-US"/>
+        </w:rPr>
+      </w:pPr>
+    </w:p>
+    <w:p>
+      <w:pPr>
+        <w:pStyle w:val="ListParagraph"/>
+        <w:rPr>
+          <w:lang w:val="en-US"/>
+        </w:rPr>
+      </w:pPr>
+    </w:p>
+    <w:p>
+      <w:pPr>
+        <w:pStyle w:val="ListParagraph"/>
+        <w:rPr>
+          <w:lang w:val="en-US"/>
+        </w:rPr>
+      </w:pPr>
+    </w:p>
+    <w:p>
+      <w:pPr>
+        <w:pStyle w:val="ListParagraph"/>
+        <w:rPr>
+          <w:lang w:val="en-US"/>
+        </w:rPr>
+      </w:pPr>
+      <w:r>
+        <w:rPr>
+          <w:lang w:val="en-US"/>
+        </w:rPr>
+        <w:t xml:space="preserve">import </w:t>
+      </w:r>
+      <w:proofErr w:type="spellStart"/>
+      <w:proofErr w:type="gramStart"/>
+      <w:r>
+        <w:rPr>
+          <w:lang w:val="en-US"/>
+        </w:rPr>
+        <w:t>java.util</w:t>
+      </w:r>
+      <w:proofErr w:type="gramEnd"/>
+      <w:r>
+        <w:rPr>
+          <w:lang w:val="en-US"/>
+        </w:rPr>
+        <w:t>.ArrayList</w:t>
+      </w:r>
+      <w:proofErr w:type="spellEnd"/>
+      <w:r>
+        <w:rPr>
+          <w:lang w:val="en-US"/>
+        </w:rPr>
+        <w:t>;</w:t>
+      </w:r>
+    </w:p>
+    <w:p>
+      <w:pPr>
+        <w:pStyle w:val="ListParagraph"/>
+        <w:rPr>
+          <w:lang w:val="en-US"/>
+        </w:rPr>
+      </w:pPr>
+    </w:p>
+    <w:p>
+      <w:pPr>
+        <w:pStyle w:val="ListParagraph"/>
+        <w:rPr>
+          <w:lang w:val="en-US"/>
+        </w:rPr>
+      </w:pPr>
+      <w:r>
+        <w:rPr>
+          <w:lang w:val="en-US"/>
+        </w:rPr>
+        <w:t xml:space="preserve">import </w:t>
+      </w:r>
+      <w:proofErr w:type="spellStart"/>
+      <w:proofErr w:type="gramStart"/>
+      <w:r>
+        <w:rPr>
+          <w:lang w:val="en-US"/>
+        </w:rPr>
+        <w:t>java.util</w:t>
+      </w:r>
+      <w:proofErr w:type="gramEnd"/>
+      <w:r>
+        <w:rPr>
+          <w:lang w:val="en-US"/>
+        </w:rPr>
+        <w:t>.List</w:t>
+      </w:r>
+      <w:proofErr w:type="spellEnd"/>
+      <w:r>
+        <w:rPr>
+          <w:lang w:val="en-US"/>
+        </w:rPr>
+        <w:t>;</w:t>
+      </w:r>
+    </w:p>
+    <w:p>
+      <w:pPr>
+        <w:pStyle w:val="ListParagraph"/>
+        <w:rPr>
+          <w:lang w:val="en-US"/>
+        </w:rPr>
+      </w:pPr>
+    </w:p>
+    <w:p>
+      <w:pPr>
+        <w:pStyle w:val="ListParagraph"/>
+        <w:rPr>
+          <w:lang w:val="en-US"/>
+        </w:rPr>
+      </w:pPr>
+      <w:r>
+        <w:rPr>
+          <w:lang w:val="en-US"/>
+        </w:rPr>
+        <w:t xml:space="preserve">import </w:t>
+      </w:r>
+      <w:proofErr w:type="spellStart"/>
+      <w:proofErr w:type="gramStart"/>
+      <w:r>
+        <w:rPr>
+          <w:lang w:val="en-US"/>
+        </w:rPr>
+        <w:t>java.util</w:t>
+      </w:r>
+      <w:proofErr w:type="gramEnd"/>
+      <w:r>
+        <w:rPr>
+          <w:lang w:val="en-US"/>
+        </w:rPr>
+        <w:t>.Scanner</w:t>
+      </w:r>
+      <w:proofErr w:type="spellEnd"/>
+      <w:r>
+        <w:rPr>
+          <w:lang w:val="en-US"/>
+        </w:rPr>
+        <w:t>;</w:t>
+      </w:r>
+    </w:p>
+    <w:p>
+      <w:pPr>
+        <w:pStyle w:val="ListParagraph"/>
+        <w:rPr>
+          <w:lang w:val="en-US"/>
+        </w:rPr>
+      </w:pPr>
+    </w:p>
+    <w:p>
+      <w:pPr>
+        <w:pStyle w:val="ListParagraph"/>
+        <w:rPr>
+          <w:lang w:val="en-US"/>
+        </w:rPr>
+      </w:pPr>
+    </w:p>
+    <w:p>
+      <w:pPr>
+        <w:pStyle w:val="ListParagraph"/>
+        <w:rPr>
+          <w:lang w:val="en-US"/>
+        </w:rPr>
+      </w:pPr>
+    </w:p>
+    <w:p>
+      <w:pPr>
+        <w:pStyle w:val="ListParagraph"/>
+        <w:rPr>
+          <w:lang w:val="en-US"/>
+        </w:rPr>
+      </w:pPr>
+      <w:r>
+        <w:rPr>
+          <w:lang w:val="en-US"/>
+        </w:rPr>
+        <w:t>public class Main3 {</w:t>
+      </w:r>
+    </w:p>
+    <w:p>
+      <w:pPr>
+        <w:pStyle w:val="ListParagraph"/>
+        <w:rPr>
+          <w:lang w:val="en-US"/>
+        </w:rPr>
+      </w:pPr>
+    </w:p>
+    <w:p>
+      <w:pPr>
+        <w:pStyle w:val="ListParagraph"/>
+        <w:rPr>
+          <w:lang w:val="en-US"/>
+        </w:rPr>
+      </w:pPr>
+    </w:p>
+    <w:p>
+      <w:pPr>
+        <w:pStyle w:val="ListParagraph"/>
+        <w:rPr>
+          <w:lang w:val="en-US"/>
+        </w:rPr>
+      </w:pPr>
+    </w:p>
+    <w:p>
+      <w:pPr>
+        <w:pStyle w:val="ListParagraph"/>
+        <w:rPr>
+          <w:lang w:val="en-US"/>
+        </w:rPr>
+      </w:pPr>
+      <w:r>
+        <w:rPr>
+          <w:lang w:val="en-US"/>
+        </w:rPr>
+        <w:tab/>
+        <w:t xml:space="preserve">public static void </w:t>
+      </w:r>
+      <w:proofErr w:type="gramStart"/>
+      <w:r>
+        <w:rPr>
+          <w:lang w:val="en-US"/>
+        </w:rPr>
+        <w:t>main(</w:t>
+      </w:r>
+      <w:proofErr w:type="gramEnd"/>
+      <w:r>
+        <w:rPr>
+          <w:lang w:val="en-US"/>
+        </w:rPr>
+        <w:t xml:space="preserve">String[] </w:t>
+      </w:r>
+      <w:proofErr w:type="spellStart"/>
+      <w:r>
+        <w:rPr>
+          <w:lang w:val="en-US"/>
+        </w:rPr>
+        <w:t>args</w:t>
+      </w:r>
+      <w:proofErr w:type="spellEnd"/>
+      <w:r>
+        <w:rPr>
+          <w:lang w:val="en-US"/>
+        </w:rPr>
+        <w:t>) {</w:t>
+      </w:r>
+    </w:p>
+    <w:p>
+      <w:pPr>
+        <w:pStyle w:val="ListParagraph"/>
+        <w:rPr>
+          <w:lang w:val="en-US"/>
+        </w:rPr>
+      </w:pPr>
+    </w:p>
+    <w:p>
+      <w:pPr>
+        <w:pStyle w:val="ListParagraph"/>
+        <w:rPr>
+          <w:lang w:val="en-US"/>
+        </w:rPr>
+      </w:pPr>
+      <w:r>
+        <w:rPr>
+          <w:lang w:val="en-US"/>
+        </w:rPr>
+        <w:tab/>
+      </w:r>
+      <w:r>
+        <w:rPr>
+          <w:lang w:val="en-US"/>
+        </w:rPr>
+        <w:tab/>
+        <w:t>// TODO Auto-generated method stub</w:t>
+      </w:r>
+    </w:p>
+    <w:p>
+      <w:pPr>
+        <w:pStyle w:val="ListParagraph"/>
+        <w:rPr>
+          <w:lang w:val="en-US"/>
+        </w:rPr>
+      </w:pPr>
+    </w:p>
+    <w:p>
+      <w:pPr>
+        <w:pStyle w:val="ListParagraph"/>
+        <w:rPr>
+          <w:lang w:val="en-US"/>
+        </w:rPr>
+      </w:pPr>
+      <w:r>
+        <w:rPr>
+          <w:lang w:val="en-US"/>
+        </w:rPr>
+        <w:tab/>
+      </w:r>
+      <w:r>
+        <w:rPr>
+          <w:lang w:val="en-US"/>
+        </w:rPr>
+        <w:tab/>
+        <w:t>UserMainCode3 user3=new UserMainCode3();</w:t>
+      </w:r>
+    </w:p>
+    <w:p>
+      <w:pPr>
+        <w:pStyle w:val="ListParagraph"/>
+        <w:rPr>
+          <w:lang w:val="en-US"/>
+        </w:rPr>
+      </w:pPr>
+    </w:p>
+    <w:p>
+      <w:pPr>
+        <w:pStyle w:val="ListParagraph"/>
+        <w:rPr>
+          <w:lang w:val="en-US"/>
+        </w:rPr>
+      </w:pPr>
+      <w:r>
+        <w:rPr>
+          <w:lang w:val="en-US"/>
+        </w:rPr>
+        <w:tab/>
+      </w:r>
+      <w:r>
+        <w:rPr>
+          <w:lang w:val="en-US"/>
+        </w:rPr>
+        <w:tab/>
+      </w:r>
+    </w:p>
+    <w:p>
+      <w:pPr>
+        <w:pStyle w:val="ListParagraph"/>
+        <w:rPr>
+          <w:lang w:val="en-US"/>
+        </w:rPr>
+      </w:pPr>
+    </w:p>
+    <w:p>
+      <w:pPr>
+        <w:pStyle w:val="ListParagraph"/>
+        <w:rPr>
+          <w:lang w:val="en-US"/>
+        </w:rPr>
+      </w:pPr>
+      <w:r>
+        <w:rPr>
+          <w:lang w:val="en-US"/>
+        </w:rPr>
+        <w:tab/>
+      </w:r>
+      <w:r>
+        <w:rPr>
+          <w:lang w:val="en-US"/>
+        </w:rPr>
+        <w:tab/>
+        <w:t xml:space="preserve">Scanner </w:t>
+      </w:r>
+      <w:proofErr w:type="spellStart"/>
+      <w:r>
+        <w:rPr>
+          <w:lang w:val="en-US"/>
+        </w:rPr>
+        <w:t>sc</w:t>
+      </w:r>
+      <w:proofErr w:type="spellEnd"/>
+      <w:r>
+        <w:rPr>
+          <w:lang w:val="en-US"/>
+        </w:rPr>
+        <w:t xml:space="preserve">=new </w:t>
+      </w:r>
+      <w:proofErr w:type="gramStart"/>
+      <w:r>
+        <w:rPr>
+          <w:lang w:val="en-US"/>
+        </w:rPr>
+        <w:t>Scanner(</w:t>
+      </w:r>
+      <w:proofErr w:type="gramEnd"/>
+      <w:r>
+        <w:rPr>
+          <w:lang w:val="en-US"/>
+        </w:rPr>
+        <w:t>System.in);</w:t>
+      </w:r>
+    </w:p>
+    <w:p>
+      <w:pPr>
+        <w:pStyle w:val="ListParagraph"/>
+        <w:rPr>
+          <w:lang w:val="en-US"/>
+        </w:rPr>
+      </w:pPr>
+    </w:p>
+    <w:p>
+      <w:pPr>
+        <w:pStyle w:val="ListParagraph"/>
+        <w:rPr>
+          <w:lang w:val="en-US"/>
+        </w:rPr>
+      </w:pPr>
+    </w:p>
+    <w:p>
+      <w:pPr>
+        <w:pStyle w:val="ListParagraph"/>
+        <w:rPr>
+          <w:lang w:val="en-US"/>
+        </w:rPr>
+      </w:pPr>
+      <w:r>
+        <w:rPr>
+          <w:lang w:val="en-US"/>
+        </w:rPr>
+        <w:tab/>
+      </w:r>
+      <w:r>
+        <w:rPr>
+          <w:lang w:val="en-US"/>
+        </w:rPr>
+        <w:tab/>
+        <w:t>int m=</w:t>
+      </w:r>
+      <w:proofErr w:type="spellStart"/>
+      <w:proofErr w:type="gramStart"/>
+      <w:r>
+        <w:rPr>
+          <w:lang w:val="en-US"/>
+        </w:rPr>
+        <w:t>sc.nextInt</w:t>
+      </w:r>
+      <w:proofErr w:type="spellEnd"/>
+      <w:proofErr w:type="gramEnd"/>
+      <w:r>
+        <w:rPr>
+          <w:lang w:val="en-US"/>
+        </w:rPr>
+        <w:t>();</w:t>
+      </w:r>
+    </w:p>
+    <w:p>
+      <w:pPr>
+        <w:pStyle w:val="ListParagraph"/>
+        <w:rPr>
+          <w:lang w:val="en-US"/>
+        </w:rPr>
+      </w:pPr>
+    </w:p>
+    <w:p>
+      <w:pPr>
+        <w:pStyle w:val="ListParagraph"/>
+        <w:rPr>
+          <w:lang w:val="en-US"/>
+        </w:rPr>
+      </w:pPr>
+      <w:r>
+        <w:rPr>
+          <w:lang w:val="en-US"/>
+        </w:rPr>
+        <w:tab/>
+      </w:r>
+      <w:r>
+        <w:rPr>
+          <w:lang w:val="en-US"/>
+        </w:rPr>
+        <w:tab/>
+        <w:t xml:space="preserve">List&lt;String&gt; list1=new </w:t>
+      </w:r>
+      <w:proofErr w:type="spellStart"/>
+      <w:r>
+        <w:rPr>
+          <w:lang w:val="en-US"/>
+        </w:rPr>
+        <w:t>ArrayList</w:t>
+      </w:r>
+      <w:proofErr w:type="spellEnd"/>
+      <w:r>
+        <w:rPr>
+          <w:lang w:val="en-US"/>
+        </w:rPr>
+        <w:t>&lt;</w:t>
+      </w:r>
+      <w:proofErr w:type="gramStart"/>
+      <w:r>
+        <w:rPr>
+          <w:lang w:val="en-US"/>
+        </w:rPr>
+        <w:t>&gt;(</w:t>
+      </w:r>
+      <w:proofErr w:type="gramEnd"/>
+      <w:r>
+        <w:rPr>
+          <w:lang w:val="en-US"/>
+        </w:rPr>
+        <w:t>);</w:t>
+      </w:r>
+    </w:p>
+    <w:p>
+      <w:pPr>
+        <w:pStyle w:val="ListParagraph"/>
+        <w:rPr>
+          <w:lang w:val="en-US"/>
+        </w:rPr>
+      </w:pPr>
+    </w:p>
+    <w:p>
+      <w:pPr>
+        <w:pStyle w:val="ListParagraph"/>
+        <w:rPr>
+          <w:lang w:val="en-US"/>
+        </w:rPr>
+      </w:pPr>
+      <w:r>
+        <w:rPr>
+          <w:lang w:val="en-US"/>
+        </w:rPr>
+        <w:tab/>
+      </w:r>
+      <w:r>
+        <w:rPr>
+          <w:lang w:val="en-US"/>
+        </w:rPr>
+        <w:tab/>
+      </w:r>
+      <w:proofErr w:type="gramStart"/>
+      <w:r>
+        <w:rPr>
+          <w:lang w:val="en-US"/>
+        </w:rPr>
+        <w:t>for(</w:t>
+      </w:r>
+      <w:proofErr w:type="gramEnd"/>
+      <w:r>
+        <w:rPr>
+          <w:lang w:val="en-US"/>
+        </w:rPr>
+        <w:t xml:space="preserve">int </w:t>
+      </w:r>
+      <w:proofErr w:type="spellStart"/>
+      <w:r>
+        <w:rPr>
+          <w:lang w:val="en-US"/>
+        </w:rPr>
+        <w:t>i</w:t>
+      </w:r>
+      <w:proofErr w:type="spellEnd"/>
+      <w:r>
+        <w:rPr>
+          <w:lang w:val="en-US"/>
+        </w:rPr>
+        <w:t>=0;i&lt;</w:t>
+      </w:r>
+      <w:proofErr w:type="spellStart"/>
+      <w:r>
+        <w:rPr>
+          <w:lang w:val="en-US"/>
+        </w:rPr>
+        <w:t>m;i</w:t>
+      </w:r>
+      <w:proofErr w:type="spellEnd"/>
+      <w:r>
+        <w:rPr>
+          <w:lang w:val="en-US"/>
+        </w:rPr>
+        <w:t>++)</w:t>
+      </w:r>
+    </w:p>
+    <w:p>
+      <w:pPr>
+        <w:pStyle w:val="ListParagraph"/>
+        <w:rPr>
+          <w:lang w:val="en-US"/>
+        </w:rPr>
+      </w:pPr>
+    </w:p>
+    <w:p>
+      <w:pPr>
+        <w:pStyle w:val="ListParagraph"/>
+        <w:rPr>
+          <w:lang w:val="en-US"/>
+        </w:rPr>
+      </w:pPr>
+      <w:r>
+        <w:rPr>
+          <w:lang w:val="en-US"/>
+        </w:rPr>
+        <w:tab/>
+      </w:r>
+      <w:r>
+        <w:rPr>
+          <w:lang w:val="en-US"/>
+        </w:rPr>
+        <w:tab/>
+        <w:t>{</w:t>
+      </w:r>
+    </w:p>
+    <w:p>
+      <w:pPr>
+        <w:pStyle w:val="ListParagraph"/>
+        <w:rPr>
+          <w:lang w:val="en-US"/>
+        </w:rPr>
+      </w:pPr>
+      <w:r>
+        <w:rPr>
+          <w:lang w:val="en-US"/>
+        </w:rPr>
+        <w:tab/>
+      </w:r>
+      <w:r>
+        <w:rPr>
+          <w:lang w:val="en-US"/>
+        </w:rPr>
+        <w:tab/>
+      </w:r>
+      <w:r>
+        <w:rPr>
+          <w:lang w:val="en-US"/>
+        </w:rPr>
+        <w:tab/>
+        <w:t>String input=</w:t>
+      </w:r>
+      <w:proofErr w:type="spellStart"/>
+      <w:proofErr w:type="gramStart"/>
+      <w:r>
+        <w:rPr>
+          <w:lang w:val="en-US"/>
+        </w:rPr>
+        <w:t>sc.nextLine</w:t>
+      </w:r>
+      <w:proofErr w:type="spellEnd"/>
+      <w:proofErr w:type="gramEnd"/>
+      <w:r>
+        <w:rPr>
+          <w:lang w:val="en-US"/>
+        </w:rPr>
+        <w:t>();</w:t>
+      </w:r>
+    </w:p>
+    <w:p>
+      <w:pPr>
+        <w:pStyle w:val="ListParagraph"/>
+        <w:rPr>
+          <w:lang w:val="en-US"/>
+        </w:rPr>
+      </w:pPr>
+      <w:r>
+        <w:rPr>
+          <w:lang w:val="en-US"/>
+        </w:rPr>
+        <w:tab/>
+      </w:r>
+      <w:r>
+        <w:rPr>
+          <w:lang w:val="en-US"/>
+        </w:rPr>
+        <w:tab/>
+      </w:r>
+      <w:r>
+        <w:rPr>
+          <w:lang w:val="en-US"/>
+        </w:rPr>
+        <w:tab/>
+        <w:t>if(</w:t>
+      </w:r>
+      <w:proofErr w:type="spellStart"/>
+      <w:proofErr w:type="gramStart"/>
+      <w:r>
+        <w:rPr>
+          <w:lang w:val="en-US"/>
+        </w:rPr>
+        <w:t>input.equals</w:t>
+      </w:r>
+      <w:proofErr w:type="spellEnd"/>
+      <w:proofErr w:type="gramEnd"/>
+      <w:r>
+        <w:rPr>
+          <w:lang w:val="en-US"/>
+        </w:rPr>
+        <w:t>(""))</w:t>
+      </w:r>
+    </w:p>
+    <w:p>
+      <w:pPr>
+        <w:pStyle w:val="ListParagraph"/>
+        <w:rPr>
+          <w:lang w:val="en-US"/>
+        </w:rPr>
+      </w:pPr>
+      <w:r>
+        <w:rPr>
+          <w:lang w:val="en-US"/>
+        </w:rPr>
+        <w:tab/>
+      </w:r>
+      <w:r>
+        <w:rPr>
+          <w:lang w:val="en-US"/>
+        </w:rPr>
+        <w:tab/>
+      </w:r>
+      <w:r>
+        <w:rPr>
+          <w:lang w:val="en-US"/>
+        </w:rPr>
+        <w:tab/>
+      </w:r>
+      <w:r>
+        <w:rPr>
+          <w:lang w:val="en-US"/>
+        </w:rPr>
+        <w:tab/>
+        <w:t>input=</w:t>
+      </w:r>
+      <w:proofErr w:type="spellStart"/>
+      <w:proofErr w:type="gramStart"/>
+      <w:r>
+        <w:rPr>
+          <w:lang w:val="en-US"/>
+        </w:rPr>
+        <w:t>sc.nextLine</w:t>
+      </w:r>
+      <w:proofErr w:type="spellEnd"/>
+      <w:proofErr w:type="gramEnd"/>
+      <w:r>
+        <w:rPr>
+          <w:lang w:val="en-US"/>
+        </w:rPr>
+        <w:t>();</w:t>
+      </w:r>
+    </w:p>
+    <w:p>
+      <w:pPr>
+        <w:pStyle w:val="ListParagraph"/>
+        <w:rPr>
+          <w:lang w:val="en-US"/>
+        </w:rPr>
+      </w:pPr>
+      <w:r>
+        <w:rPr>
+          <w:lang w:val="en-US"/>
+        </w:rPr>
+        <w:tab/>
+      </w:r>
+      <w:r>
+        <w:rPr>
+          <w:lang w:val="en-US"/>
+        </w:rPr>
+        <w:tab/>
+      </w:r>
+      <w:r>
+        <w:rPr>
+          <w:lang w:val="en-US"/>
+        </w:rPr>
+        <w:tab/>
+        <w:t>list1.add(input);</w:t>
+      </w:r>
+    </w:p>
+    <w:p>
+      <w:pPr>
+        <w:pStyle w:val="ListParagraph"/>
+        <w:rPr>
+          <w:lang w:val="en-US"/>
+        </w:rPr>
+      </w:pPr>
+    </w:p>
+    <w:p>
+      <w:pPr>
+        <w:pStyle w:val="ListParagraph"/>
+        <w:rPr>
+          <w:lang w:val="en-US"/>
+        </w:rPr>
+      </w:pPr>
+      <w:r>
+        <w:rPr>
+          <w:lang w:val="en-US"/>
+        </w:rPr>
+        <w:tab/>
+      </w:r>
+      <w:r>
+        <w:rPr>
+          <w:lang w:val="en-US"/>
+        </w:rPr>
+        <w:tab/>
+        <w:t>}</w:t>
+      </w:r>
+    </w:p>
+    <w:p>
+      <w:pPr>
+        <w:pStyle w:val="ListParagraph"/>
+        <w:rPr>
+          <w:lang w:val="en-US"/>
+        </w:rPr>
+      </w:pPr>
+    </w:p>
+    <w:p>
+      <w:pPr>
+        <w:pStyle w:val="ListParagraph"/>
+        <w:rPr>
+          <w:lang w:val="en-US"/>
+        </w:rPr>
+      </w:pPr>
+      <w:r>
+        <w:rPr>
+          <w:lang w:val="en-US"/>
+        </w:rPr>
+        <w:tab/>
+      </w:r>
+      <w:r>
+        <w:rPr>
+          <w:lang w:val="en-US"/>
+        </w:rPr>
+        <w:tab/>
+      </w:r>
+    </w:p>
+    <w:p>
+      <w:pPr>
+        <w:pStyle w:val="ListParagraph"/>
+        <w:rPr>
+          <w:lang w:val="en-US"/>
+        </w:rPr>
+      </w:pPr>
+    </w:p>
+    <w:p>
+      <w:pPr>
+        <w:pStyle w:val="ListParagraph"/>
+        <w:rPr>
+          <w:lang w:val="en-US"/>
+        </w:rPr>
+      </w:pPr>
+      <w:r>
+        <w:rPr>
+          <w:lang w:val="en-US"/>
+        </w:rPr>
+        <w:tab/>
+      </w:r>
+      <w:r>
+        <w:rPr>
+          <w:lang w:val="en-US"/>
+        </w:rPr>
+        <w:tab/>
+        <w:t>int n=</w:t>
+      </w:r>
+      <w:proofErr w:type="spellStart"/>
+      <w:proofErr w:type="gramStart"/>
+      <w:r>
+        <w:rPr>
+          <w:lang w:val="en-US"/>
+        </w:rPr>
+        <w:t>sc.nextInt</w:t>
+      </w:r>
+      <w:proofErr w:type="spellEnd"/>
+      <w:proofErr w:type="gramEnd"/>
+      <w:r>
+        <w:rPr>
+          <w:lang w:val="en-US"/>
+        </w:rPr>
+        <w:t>();</w:t>
+      </w:r>
+    </w:p>
+    <w:p>
+      <w:pPr>
+        <w:pStyle w:val="ListParagraph"/>
+        <w:rPr>
+          <w:lang w:val="en-US"/>
+        </w:rPr>
+      </w:pPr>
+    </w:p>
+    <w:p>
+      <w:pPr>
+        <w:pStyle w:val="ListParagraph"/>
+        <w:rPr>
+          <w:lang w:val="en-US"/>
+        </w:rPr>
+      </w:pPr>
+      <w:r>
+        <w:rPr>
+          <w:lang w:val="en-US"/>
+        </w:rPr>
+        <w:lastRenderedPageBreak/>
+        <w:tab/>
+      </w:r>
+      <w:r>
+        <w:rPr>
+          <w:lang w:val="en-US"/>
+        </w:rPr>
+        <w:tab/>
+        <w:t xml:space="preserve">List&lt;String&gt; list2=new </w:t>
+      </w:r>
+      <w:proofErr w:type="spellStart"/>
+      <w:r>
+        <w:rPr>
+          <w:lang w:val="en-US"/>
+        </w:rPr>
+        <w:t>ArrayList</w:t>
+      </w:r>
+      <w:proofErr w:type="spellEnd"/>
+      <w:r>
+        <w:rPr>
+          <w:lang w:val="en-US"/>
+        </w:rPr>
+        <w:t>&lt;</w:t>
+      </w:r>
+      <w:proofErr w:type="gramStart"/>
+      <w:r>
+        <w:rPr>
+          <w:lang w:val="en-US"/>
+        </w:rPr>
+        <w:t>&gt;(</w:t>
+      </w:r>
+      <w:proofErr w:type="gramEnd"/>
+      <w:r>
+        <w:rPr>
+          <w:lang w:val="en-US"/>
+        </w:rPr>
+        <w:t>);</w:t>
+      </w:r>
+    </w:p>
+    <w:p>
+      <w:pPr>
+        <w:pStyle w:val="ListParagraph"/>
+        <w:rPr>
+          <w:lang w:val="en-US"/>
+        </w:rPr>
+      </w:pPr>
+    </w:p>
+    <w:p>
+      <w:pPr>
+        <w:pStyle w:val="ListParagraph"/>
+        <w:rPr>
+          <w:lang w:val="en-US"/>
+        </w:rPr>
+      </w:pPr>
+      <w:r>
+        <w:rPr>
+          <w:lang w:val="en-US"/>
+        </w:rPr>
+        <w:tab/>
+      </w:r>
+      <w:r>
+        <w:rPr>
+          <w:lang w:val="en-US"/>
+        </w:rPr>
+        <w:tab/>
+      </w:r>
+      <w:proofErr w:type="gramStart"/>
+      <w:r>
+        <w:rPr>
+          <w:lang w:val="en-US"/>
+        </w:rPr>
+        <w:t>for(</w:t>
+      </w:r>
+      <w:proofErr w:type="gramEnd"/>
+      <w:r>
+        <w:rPr>
+          <w:lang w:val="en-US"/>
+        </w:rPr>
+        <w:t xml:space="preserve">int </w:t>
+      </w:r>
+      <w:proofErr w:type="spellStart"/>
+      <w:r>
+        <w:rPr>
+          <w:lang w:val="en-US"/>
+        </w:rPr>
+        <w:t>i</w:t>
+      </w:r>
+      <w:proofErr w:type="spellEnd"/>
+      <w:r>
+        <w:rPr>
+          <w:lang w:val="en-US"/>
+        </w:rPr>
+        <w:t>=0;i&lt;</w:t>
+      </w:r>
+      <w:proofErr w:type="spellStart"/>
+      <w:r>
+        <w:rPr>
+          <w:lang w:val="en-US"/>
+        </w:rPr>
+        <w:t>n;i</w:t>
+      </w:r>
+      <w:proofErr w:type="spellEnd"/>
+      <w:r>
+        <w:rPr>
+          <w:lang w:val="en-US"/>
+        </w:rPr>
+        <w:t>++)</w:t>
+      </w:r>
+    </w:p>
+    <w:p>
+      <w:pPr>
+        <w:pStyle w:val="ListParagraph"/>
+        <w:rPr>
+          <w:lang w:val="en-US"/>
+        </w:rPr>
+      </w:pPr>
+    </w:p>
+    <w:p>
+      <w:pPr>
+        <w:pStyle w:val="ListParagraph"/>
+        <w:rPr>
+          <w:lang w:val="en-US"/>
+        </w:rPr>
+      </w:pPr>
+      <w:r>
+        <w:rPr>
+          <w:lang w:val="en-US"/>
+        </w:rPr>
+        <w:tab/>
+      </w:r>
+      <w:r>
+        <w:rPr>
+          <w:lang w:val="en-US"/>
+        </w:rPr>
+        <w:tab/>
+        <w:t>{</w:t>
+      </w:r>
+    </w:p>
+    <w:p>
+      <w:pPr>
+        <w:pStyle w:val="ListParagraph"/>
+        <w:rPr>
+          <w:lang w:val="en-US"/>
+        </w:rPr>
+      </w:pPr>
+      <w:r>
+        <w:rPr>
+          <w:lang w:val="en-US"/>
+        </w:rPr>
+        <w:tab/>
+      </w:r>
+      <w:r>
+        <w:rPr>
+          <w:lang w:val="en-US"/>
+        </w:rPr>
+        <w:tab/>
+      </w:r>
+      <w:r>
+        <w:rPr>
+          <w:lang w:val="en-US"/>
+        </w:rPr>
+        <w:tab/>
+        <w:t>String input=</w:t>
+      </w:r>
+      <w:proofErr w:type="spellStart"/>
+      <w:proofErr w:type="gramStart"/>
+      <w:r>
+        <w:rPr>
+          <w:lang w:val="en-US"/>
+        </w:rPr>
+        <w:t>sc.nextLine</w:t>
+      </w:r>
+      <w:proofErr w:type="spellEnd"/>
+      <w:proofErr w:type="gramEnd"/>
+      <w:r>
+        <w:rPr>
+          <w:lang w:val="en-US"/>
+        </w:rPr>
+        <w:t>();</w:t>
+      </w:r>
+    </w:p>
+    <w:p>
+      <w:pPr>
+        <w:pStyle w:val="ListParagraph"/>
+        <w:rPr>
+          <w:lang w:val="en-US"/>
+        </w:rPr>
+      </w:pPr>
+      <w:r>
+        <w:rPr>
+          <w:lang w:val="en-US"/>
+        </w:rPr>
+        <w:tab/>
+      </w:r>
+      <w:r>
+        <w:rPr>
+          <w:lang w:val="en-US"/>
+        </w:rPr>
+        <w:tab/>
+      </w:r>
+      <w:r>
+        <w:rPr>
+          <w:lang w:val="en-US"/>
+        </w:rPr>
+        <w:tab/>
+        <w:t>if(</w:t>
+      </w:r>
+      <w:proofErr w:type="spellStart"/>
+      <w:proofErr w:type="gramStart"/>
+      <w:r>
+        <w:rPr>
+          <w:lang w:val="en-US"/>
+        </w:rPr>
+        <w:t>input.equals</w:t>
+      </w:r>
+      <w:proofErr w:type="spellEnd"/>
+      <w:proofErr w:type="gramEnd"/>
+      <w:r>
+        <w:rPr>
+          <w:lang w:val="en-US"/>
+        </w:rPr>
+        <w:t>(""))</w:t>
+      </w:r>
+    </w:p>
+    <w:p>
+      <w:pPr>
+        <w:pStyle w:val="ListParagraph"/>
+        <w:rPr>
+          <w:lang w:val="en-US"/>
+        </w:rPr>
+      </w:pPr>
+      <w:r>
+        <w:rPr>
+          <w:lang w:val="en-US"/>
+        </w:rPr>
+        <w:tab/>
+      </w:r>
+      <w:r>
+        <w:rPr>
+          <w:lang w:val="en-US"/>
+        </w:rPr>
+        <w:tab/>
+      </w:r>
+      <w:r>
+        <w:rPr>
+          <w:lang w:val="en-US"/>
+        </w:rPr>
+        <w:tab/>
+      </w:r>
+      <w:r>
+        <w:rPr>
+          <w:lang w:val="en-US"/>
+        </w:rPr>
+        <w:tab/>
+        <w:t>input=</w:t>
+      </w:r>
+      <w:proofErr w:type="spellStart"/>
+      <w:proofErr w:type="gramStart"/>
+      <w:r>
+        <w:rPr>
+          <w:lang w:val="en-US"/>
+        </w:rPr>
+        <w:t>sc.nextLine</w:t>
+      </w:r>
+      <w:proofErr w:type="spellEnd"/>
+      <w:proofErr w:type="gramEnd"/>
+      <w:r>
+        <w:rPr>
+          <w:lang w:val="en-US"/>
+        </w:rPr>
+        <w:t>();</w:t>
+      </w:r>
+    </w:p>
+    <w:p>
+      <w:pPr>
+        <w:pStyle w:val="ListParagraph"/>
+        <w:rPr>
+          <w:lang w:val="en-US"/>
+        </w:rPr>
+      </w:pPr>
+      <w:r>
+        <w:rPr>
+          <w:lang w:val="en-US"/>
+        </w:rPr>
+        <w:tab/>
+      </w:r>
+      <w:r>
+        <w:rPr>
+          <w:lang w:val="en-US"/>
+        </w:rPr>
+        <w:tab/>
+      </w:r>
+      <w:r>
+        <w:rPr>
+          <w:lang w:val="en-US"/>
+        </w:rPr>
+        <w:tab/>
+        <w:t>list2.add(input);</w:t>
+      </w:r>
+    </w:p>
+    <w:p>
+      <w:pPr>
+        <w:pStyle w:val="ListParagraph"/>
+        <w:rPr>
+          <w:lang w:val="en-US"/>
+        </w:rPr>
+      </w:pPr>
+    </w:p>
+    <w:p>
+      <w:pPr>
+        <w:pStyle w:val="ListParagraph"/>
+        <w:rPr>
+          <w:lang w:val="en-US"/>
+        </w:rPr>
+      </w:pPr>
+    </w:p>
+    <w:p>
+      <w:pPr>
+        <w:pStyle w:val="ListParagraph"/>
+        <w:rPr>
+          <w:lang w:val="en-US"/>
+        </w:rPr>
+      </w:pPr>
+      <w:r>
+        <w:rPr>
+          <w:lang w:val="en-US"/>
+        </w:rPr>
+        <w:tab/>
+      </w:r>
+      <w:r>
+        <w:rPr>
+          <w:lang w:val="en-US"/>
+        </w:rPr>
+        <w:tab/>
+        <w:t>}</w:t>
+      </w:r>
+    </w:p>
+    <w:p>
+      <w:pPr>
+        <w:pStyle w:val="ListParagraph"/>
+        <w:rPr>
+          <w:lang w:val="en-US"/>
+        </w:rPr>
+      </w:pPr>
+    </w:p>
+    <w:p>
+      <w:pPr>
+        <w:pStyle w:val="ListParagraph"/>
+        <w:rPr>
+          <w:lang w:val="en-US"/>
+        </w:rPr>
+      </w:pPr>
+    </w:p>
+    <w:p>
+      <w:pPr>
+        <w:pStyle w:val="ListParagraph"/>
+        <w:rPr>
+          <w:lang w:val="en-US"/>
+        </w:rPr>
+      </w:pPr>
+    </w:p>
+    <w:p>
+      <w:pPr>
+        <w:pStyle w:val="ListParagraph"/>
+        <w:rPr>
+          <w:lang w:val="en-US"/>
+        </w:rPr>
+      </w:pPr>
+      <w:r>
+        <w:rPr>
+          <w:lang w:val="en-US"/>
+        </w:rPr>
+        <w:tab/>
+      </w:r>
+      <w:r>
+        <w:rPr>
+          <w:lang w:val="en-US"/>
+        </w:rPr>
+        <w:tab/>
+      </w:r>
+    </w:p>
+    <w:p>
+      <w:pPr>
+        <w:pStyle w:val="ListParagraph"/>
+        <w:rPr>
+          <w:lang w:val="en-US"/>
+        </w:rPr>
+      </w:pPr>
+    </w:p>
+    <w:p>
+      <w:pPr>
+        <w:pStyle w:val="ListParagraph"/>
+        <w:rPr>
+          <w:lang w:val="en-US"/>
+        </w:rPr>
+      </w:pPr>
+      <w:r>
+        <w:rPr>
+          <w:lang w:val="en-US"/>
+        </w:rPr>
+        <w:tab/>
+      </w:r>
+      <w:r>
+        <w:rPr>
+          <w:lang w:val="en-US"/>
+        </w:rPr>
+        <w:tab/>
+      </w:r>
+      <w:proofErr w:type="gramStart"/>
+      <w:r>
+        <w:rPr>
+          <w:lang w:val="en-US"/>
+        </w:rPr>
+        <w:t>String[</w:t>
+      </w:r>
+      <w:proofErr w:type="gramEnd"/>
+      <w:r>
+        <w:rPr>
+          <w:lang w:val="en-US"/>
+        </w:rPr>
+        <w:t>] array=user3.fruitSelector(list1,list2);</w:t>
+      </w:r>
+    </w:p>
+    <w:p>
+      <w:pPr>
+        <w:pStyle w:val="ListParagraph"/>
+        <w:rPr>
+          <w:lang w:val="en-US"/>
+        </w:rPr>
+      </w:pPr>
+    </w:p>
+    <w:p>
+      <w:pPr>
+        <w:pStyle w:val="ListParagraph"/>
+        <w:rPr>
+          <w:lang w:val="en-US"/>
+        </w:rPr>
+      </w:pPr>
+      <w:r>
+        <w:rPr>
+          <w:lang w:val="en-US"/>
+        </w:rPr>
+        <w:tab/>
+      </w:r>
+      <w:r>
+        <w:rPr>
+          <w:lang w:val="en-US"/>
+        </w:rPr>
+        <w:tab/>
+      </w:r>
+    </w:p>
+    <w:p>
+      <w:pPr>
+        <w:pStyle w:val="ListParagraph"/>
+        <w:rPr>
+          <w:lang w:val="en-US"/>
+        </w:rPr>
+      </w:pPr>
+    </w:p>
+    <w:p>
+      <w:pPr>
+        <w:pStyle w:val="ListParagraph"/>
+        <w:rPr>
+          <w:lang w:val="en-US"/>
+        </w:rPr>
+      </w:pPr>
+      <w:r>
+        <w:rPr>
+          <w:lang w:val="en-US"/>
+        </w:rPr>
+        <w:tab/>
+      </w:r>
+      <w:r>
+        <w:rPr>
+          <w:lang w:val="en-US"/>
+        </w:rPr>
+        <w:tab/>
+      </w:r>
+      <w:proofErr w:type="gramStart"/>
+      <w:r>
+        <w:rPr>
+          <w:lang w:val="en-US"/>
+        </w:rPr>
+        <w:t>for(</w:t>
+      </w:r>
+      <w:proofErr w:type="gramEnd"/>
+      <w:r>
+        <w:rPr>
+          <w:lang w:val="en-US"/>
+        </w:rPr>
+        <w:t xml:space="preserve">int </w:t>
+      </w:r>
+      <w:proofErr w:type="spellStart"/>
+      <w:r>
+        <w:rPr>
+          <w:lang w:val="en-US"/>
+        </w:rPr>
+        <w:t>i</w:t>
+      </w:r>
+      <w:proofErr w:type="spellEnd"/>
+      <w:r>
+        <w:rPr>
+          <w:lang w:val="en-US"/>
+        </w:rPr>
+        <w:t>=0;i&lt;</w:t>
+      </w:r>
+      <w:proofErr w:type="spellStart"/>
+      <w:r>
+        <w:rPr>
+          <w:lang w:val="en-US"/>
+        </w:rPr>
+        <w:t>array.length;i</w:t>
+      </w:r>
+      <w:proofErr w:type="spellEnd"/>
+      <w:r>
+        <w:rPr>
+          <w:lang w:val="en-US"/>
+        </w:rPr>
+        <w:t>++)</w:t>
+      </w:r>
+    </w:p>
+    <w:p>
+      <w:pPr>
+        <w:pStyle w:val="ListParagraph"/>
+        <w:rPr>
+          <w:lang w:val="en-US"/>
+        </w:rPr>
+      </w:pPr>
+    </w:p>
+    <w:p>
+      <w:pPr>
+        <w:pStyle w:val="ListParagraph"/>
+        <w:rPr>
+          <w:lang w:val="en-US"/>
+        </w:rPr>
+      </w:pPr>
+      <w:r>
+        <w:rPr>
+          <w:lang w:val="en-US"/>
+        </w:rPr>
+        <w:tab/>
+      </w:r>
+      <w:r>
+        <w:rPr>
+          <w:lang w:val="en-US"/>
+        </w:rPr>
+        <w:tab/>
+        <w:t>{</w:t>
+      </w:r>
+    </w:p>
+    <w:p>
+      <w:pPr>
+        <w:pStyle w:val="ListParagraph"/>
+        <w:rPr>
+          <w:lang w:val="en-US"/>
+        </w:rPr>
+      </w:pPr>
+    </w:p>
+    <w:p>
+      <w:pPr>
+        <w:pStyle w:val="ListParagraph"/>
+        <w:rPr>
+          <w:lang w:val="en-US"/>
+        </w:rPr>
+      </w:pPr>
+      <w:r>
+        <w:rPr>
+          <w:lang w:val="en-US"/>
+        </w:rPr>
+        <w:tab/>
+      </w:r>
+      <w:r>
+        <w:rPr>
+          <w:lang w:val="en-US"/>
+        </w:rPr>
+        <w:tab/>
+      </w:r>
+      <w:r>
+        <w:rPr>
+          <w:lang w:val="en-US"/>
+        </w:rPr>
+        <w:tab/>
+      </w:r>
+      <w:proofErr w:type="spellStart"/>
+      <w:r>
+        <w:rPr>
+          <w:lang w:val="en-US"/>
+        </w:rPr>
+        <w:t>System.out.println</w:t>
+      </w:r>
+      <w:proofErr w:type="spellEnd"/>
+      <w:r>
+        <w:rPr>
+          <w:lang w:val="en-US"/>
+        </w:rPr>
+        <w:t>(array[</w:t>
+      </w:r>
+      <w:proofErr w:type="spellStart"/>
+      <w:r>
+        <w:rPr>
+          <w:lang w:val="en-US"/>
+        </w:rPr>
+        <w:t>i</w:t>
+      </w:r>
+      <w:proofErr w:type="spellEnd"/>
+      <w:r>
+        <w:rPr>
+          <w:lang w:val="en-US"/>
+        </w:rPr>
+        <w:t>]);</w:t>
+      </w:r>
+    </w:p>
+    <w:p>
+      <w:pPr>
+        <w:pStyle w:val="ListParagraph"/>
+        <w:rPr>
+          <w:lang w:val="en-US"/>
+        </w:rPr>
+      </w:pPr>
+    </w:p>
+    <w:p>
+      <w:pPr>
+        <w:pStyle w:val="ListParagraph"/>
+        <w:rPr>
+          <w:lang w:val="en-US"/>
+        </w:rPr>
+      </w:pPr>
+      <w:r>
+        <w:rPr>
+          <w:lang w:val="en-US"/>
+        </w:rPr>
+        <w:tab/>
+      </w:r>
+      <w:r>
+        <w:rPr>
+          <w:lang w:val="en-US"/>
+        </w:rPr>
+        <w:tab/>
+        <w:t>}</w:t>
+      </w:r>
+    </w:p>
+    <w:p>
+      <w:pPr>
+        <w:pStyle w:val="ListParagraph"/>
+        <w:rPr>
+          <w:lang w:val="en-US"/>
+        </w:rPr>
+      </w:pPr>
+    </w:p>
+    <w:p>
+      <w:pPr>
+        <w:pStyle w:val="ListParagraph"/>
+        <w:rPr>
+          <w:lang w:val="en-US"/>
+        </w:rPr>
+      </w:pPr>
+      <w:r>
+        <w:rPr>
+          <w:lang w:val="en-US"/>
+        </w:rPr>
+        <w:tab/>
+      </w:r>
+      <w:r>
+        <w:rPr>
+          <w:lang w:val="en-US"/>
+        </w:rPr>
+        <w:tab/>
+      </w:r>
+    </w:p>
+    <w:p>
+      <w:pPr>
+        <w:pStyle w:val="ListParagraph"/>
+        <w:rPr>
+          <w:lang w:val="en-US"/>
+        </w:rPr>
+      </w:pPr>
+    </w:p>
+    <w:p>
+      <w:pPr>
+        <w:pStyle w:val="ListParagraph"/>
+        <w:rPr>
+          <w:lang w:val="en-US"/>
+        </w:rPr>
+      </w:pPr>
+      <w:r>
+        <w:rPr>
+          <w:lang w:val="en-US"/>
+        </w:rPr>
+        <w:tab/>
+        <w:t>}</w:t>
+      </w:r>
+    </w:p>
+    <w:p>
+      <w:pPr>
+        <w:pStyle w:val="ListParagraph"/>
+        <w:rPr>
+          <w:lang w:val="en-US"/>
+        </w:rPr>
+      </w:pPr>
+    </w:p>
+    <w:p>
+      <w:pPr>
+        <w:pStyle w:val="ListParagraph"/>
+        <w:rPr>
+          <w:lang w:val="en-US"/>
+        </w:rPr>
+      </w:pPr>
+    </w:p>
+    <w:p>
+      <w:pPr>
+        <w:pStyle w:val="ListParagraph"/>
+        <w:rPr>
+          <w:lang w:val="en-US"/>
+        </w:rPr>
+      </w:pPr>
+    </w:p>
+    <w:p>
+      <w:pPr>
+        <w:pStyle w:val="ListParagraph"/>
+        <w:rPr>
+          <w:lang w:val="en-US"/>
+        </w:rPr>
+      </w:pPr>
+      <w:r>
+        <w:rPr>
+          <w:lang w:val="en-US"/>
+        </w:rPr>
+        <w:t>}</w:t>
+      </w:r>
+    </w:p>
+    <w:p>
+      <w:pPr>
+        <w:pStyle w:val="ListParagraph"/>
+        <w:rPr>
+          <w:lang w:val="en-US"/>
+        </w:rPr>
+      </w:pPr>
+    </w:p>
+    <w:p>
+      <w:pPr>
+        <w:pStyle w:val="ListParagraph"/>
+        <w:rPr>
+          <w:lang w:val="en-US"/>
+        </w:rPr>
+      </w:pPr>
     </w:p>
     <w:p>
       <w:pPr>
@@ -2534,6 +5698,11 @@
       <w:shd w:val="clear" w:color="auto" w:fill="E1DFDD"/>
     </w:rPr>
   </w:style>
+  <w:style w:type="character" w:customStyle="1" w:styleId="text-success">
+    <w:name w:val="text-success"/>
+    <w:basedOn w:val="DefaultParagraphFont"/>
+    <w:rsid w:val="00950C62"/>
+  </w:style>
 </w:styles>
 </file>
 
